--- a/Modelos_documentos/oficio_tercero.docx
+++ b/Modelos_documentos/oficio_tercero.docx
@@ -1,6 +1,6 @@
 
 <file path=word/document.xml><?xml version="1.0" encoding="utf-8"?>
-<w:document xmlns:wpc="http://schemas.microsoft.com/office/word/2010/wordprocessingCanvas" xmlns:cx="http://schemas.microsoft.com/office/drawing/2014/chartex" xmlns:cx1="http://schemas.microsoft.com/office/drawing/2015/9/8/chartex" xmlns:cx2="http://schemas.microsoft.com/office/drawing/2015/10/21/chartex" xmlns:cx3="http://schemas.microsoft.com/office/drawing/2016/5/9/chartex" xmlns:cx4="http://schemas.microsoft.com/office/drawing/2016/5/10/chartex" xmlns:cx5="http://schemas.microsoft.com/office/drawing/2016/5/11/chartex" xmlns:cx6="http://schemas.microsoft.com/office/drawing/2016/5/12/chartex" xmlns:cx7="http://schemas.microsoft.com/office/drawing/2016/5/13/chartex" xmlns:cx8="http://schemas.microsoft.com/office/drawing/2016/5/14/chartex" xmlns:mc="http://schemas.openxmlformats.org/markup-compatibility/2006" xmlns:aink="http://schemas.microsoft.com/office/drawing/2016/ink" xmlns:am3d="http://schemas.microsoft.com/office/drawing/2017/model3d" xmlns:o="urn:schemas-microsoft-com:office:office" xmlns:oel="http://schemas.microsoft.com/office/2019/extlst" xmlns:r="http://schemas.openxmlformats.org/officeDocument/2006/relationships" xmlns:m="http://schemas.openxmlformats.org/officeDocument/2006/math" xmlns:v="urn:schemas-microsoft-com:vml" xmlns:wp14="http://schemas.microsoft.com/office/word/2010/wordprocessingDrawing" xmlns:wp="http://schemas.openxmlformats.org/drawingml/2006/wordprocessingDrawing" xmlns:w10="urn:schemas-microsoft-com:office:word" xmlns:w="http://schemas.openxmlformats.org/wordprocessingml/2006/main" xmlns:w14="http://schemas.microsoft.com/office/word/2010/wordml" xmlns:w15="http://schemas.microsoft.com/office/word/2012/wordml" xmlns:w16cex="http://schemas.microsoft.com/office/word/2018/wordml/cex" xmlns:w16cid="http://schemas.microsoft.com/office/word/2016/wordml/cid" xmlns:w16="http://schemas.microsoft.com/office/word/2018/wordml" xmlns:w16du="http://schemas.microsoft.com/office/word/2023/wordml/word16du" xmlns:w16sdtdh="http://schemas.microsoft.com/office/word/2020/wordml/sdtdatahash" xmlns:w16sdtfl="http://schemas.microsoft.com/office/word/2024/wordml/sdtformatlock" xmlns:w16se="http://schemas.microsoft.com/office/word/2015/wordml/symex" xmlns:wpg="http://schemas.microsoft.com/office/word/2010/wordprocessingGroup" xmlns:wpi="http://schemas.microsoft.com/office/word/2010/wordprocessingInk" xmlns:wne="http://schemas.microsoft.com/office/word/2006/wordml" xmlns:wps="http://schemas.microsoft.com/office/word/2010/wordprocessingShape" mc:Ignorable="w14 w15 w16se w16cid w16 w16cex w16sdtdh w16sdtfl w16du wp14">
+<w:document xmlns:wpc="http://schemas.microsoft.com/office/word/2010/wordprocessingCanvas" xmlns:cx="http://schemas.microsoft.com/office/drawing/2014/chartex" xmlns:cx1="http://schemas.microsoft.com/office/drawing/2015/9/8/chartex" xmlns:cx2="http://schemas.microsoft.com/office/drawing/2015/10/21/chartex" xmlns:cx3="http://schemas.microsoft.com/office/drawing/2016/5/9/chartex" xmlns:cx4="http://schemas.microsoft.com/office/drawing/2016/5/10/chartex" xmlns:cx5="http://schemas.microsoft.com/office/drawing/2016/5/11/chartex" xmlns:cx6="http://schemas.microsoft.com/office/drawing/2016/5/12/chartex" xmlns:cx7="http://schemas.microsoft.com/office/drawing/2016/5/13/chartex" xmlns:cx8="http://schemas.microsoft.com/office/drawing/2016/5/14/chartex" xmlns:mc="http://schemas.openxmlformats.org/markup-compatibility/2006" xmlns:aink="http://schemas.microsoft.com/office/drawing/2016/ink" xmlns:am3d="http://schemas.microsoft.com/office/drawing/2017/model3d" xmlns:o="urn:schemas-microsoft-com:office:office" xmlns:oel="http://schemas.microsoft.com/office/2019/extlst" xmlns:r="http://schemas.openxmlformats.org/officeDocument/2006/relationships" xmlns:m="http://schemas.openxmlformats.org/officeDocument/2006/math" xmlns:v="urn:schemas-microsoft-com:vml" xmlns:wp14="http://schemas.microsoft.com/office/word/2010/wordprocessingDrawing" xmlns:wp="http://schemas.openxmlformats.org/drawingml/2006/wordprocessingDrawing" xmlns:w10="urn:schemas-microsoft-com:office:word" xmlns:w="http://schemas.openxmlformats.org/wordprocessingml/2006/main" xmlns:w14="http://schemas.microsoft.com/office/word/2010/wordml" xmlns:w15="http://schemas.microsoft.com/office/word/2012/wordml" xmlns:w16cex="http://schemas.microsoft.com/office/word/2018/wordml/cex" xmlns:w16cid="http://schemas.microsoft.com/office/word/2016/wordml/cid" xmlns:w16="http://schemas.microsoft.com/office/word/2018/wordml" xmlns:w16sdtdh="http://schemas.microsoft.com/office/word/2020/wordml/sdtdatahash" xmlns:w16se="http://schemas.microsoft.com/office/word/2015/wordml/symex" xmlns:wpg="http://schemas.microsoft.com/office/word/2010/wordprocessingGroup" xmlns:wpi="http://schemas.microsoft.com/office/word/2010/wordprocessingInk" xmlns:wne="http://schemas.microsoft.com/office/word/2006/wordml" xmlns:wps="http://schemas.microsoft.com/office/word/2010/wordprocessingShape" mc:Ignorable="w14 w15 w16se w16cid w16 w16cex w16sdtdh wp14">
   <w:body>
     <w:p>
       <w:pPr>
@@ -715,6 +715,7 @@
       <w:pPr>
         <w:pStyle w:val="Textoindependiente"/>
         <w:ind w:firstLine="708"/>
+        <w:jc w:val="both"/>
         <w:rPr>
           <w:rFonts w:ascii="Georgia" w:hAnsi="Georgia"/>
         </w:rPr>
@@ -778,6 +779,7 @@
       <w:pPr>
         <w:pStyle w:val="Textoindependiente"/>
         <w:spacing w:before="70"/>
+        <w:jc w:val="both"/>
         <w:rPr>
           <w:rFonts w:ascii="Georgia" w:hAnsi="Georgia"/>
         </w:rPr>
@@ -786,6 +788,7 @@
     <w:p>
       <w:pPr>
         <w:pStyle w:val="Textoindependiente"/>
+        <w:jc w:val="both"/>
         <w:rPr>
           <w:rFonts w:ascii="Georgia" w:hAnsi="Georgia"/>
         </w:rPr>
@@ -828,6 +831,7 @@
     <w:p>
       <w:pPr>
         <w:pStyle w:val="Textoindependiente"/>
+        <w:ind w:firstLine="708"/>
         <w:rPr>
           <w:rFonts w:ascii="Georgia" w:hAnsi="Georgia"/>
         </w:rPr>
@@ -1116,7 +1120,7 @@
 </file>
 
 <file path=word/styles.xml><?xml version="1.0" encoding="utf-8"?>
-<w:styles xmlns:mc="http://schemas.openxmlformats.org/markup-compatibility/2006" xmlns:r="http://schemas.openxmlformats.org/officeDocument/2006/relationships" xmlns:w="http://schemas.openxmlformats.org/wordprocessingml/2006/main" xmlns:w14="http://schemas.microsoft.com/office/word/2010/wordml" xmlns:w15="http://schemas.microsoft.com/office/word/2012/wordml" xmlns:w16cex="http://schemas.microsoft.com/office/word/2018/wordml/cex" xmlns:w16cid="http://schemas.microsoft.com/office/word/2016/wordml/cid" xmlns:w16="http://schemas.microsoft.com/office/word/2018/wordml" xmlns:w16du="http://schemas.microsoft.com/office/word/2023/wordml/word16du" xmlns:w16sdtdh="http://schemas.microsoft.com/office/word/2020/wordml/sdtdatahash" xmlns:w16sdtfl="http://schemas.microsoft.com/office/word/2024/wordml/sdtformatlock" xmlns:w16se="http://schemas.microsoft.com/office/word/2015/wordml/symex" mc:Ignorable="w14 w15 w16se w16cid w16 w16cex w16sdtdh w16sdtfl w16du">
+<w:styles xmlns:mc="http://schemas.openxmlformats.org/markup-compatibility/2006" xmlns:r="http://schemas.openxmlformats.org/officeDocument/2006/relationships" xmlns:w="http://schemas.openxmlformats.org/wordprocessingml/2006/main" xmlns:w14="http://schemas.microsoft.com/office/word/2010/wordml" xmlns:w15="http://schemas.microsoft.com/office/word/2012/wordml" xmlns:w16cex="http://schemas.microsoft.com/office/word/2018/wordml/cex" xmlns:w16cid="http://schemas.microsoft.com/office/word/2016/wordml/cid" xmlns:w16="http://schemas.microsoft.com/office/word/2018/wordml" xmlns:w16sdtdh="http://schemas.microsoft.com/office/word/2020/wordml/sdtdatahash" xmlns:w16se="http://schemas.microsoft.com/office/word/2015/wordml/symex" mc:Ignorable="w14 w15 w16se w16cid w16 w16cex w16sdtdh">
   <w:docDefaults>
     <w:rPrDefault>
       <w:rPr>

--- a/Modelos_documentos/oficio_tercero.docx
+++ b/Modelos_documentos/oficio_tercero.docx
@@ -1,21 +1,23 @@
 
 <file path=word/document.xml><?xml version="1.0" encoding="utf-8"?>
-<w:document xmlns:wpc="http://schemas.microsoft.com/office/word/2010/wordprocessingCanvas" xmlns:cx="http://schemas.microsoft.com/office/drawing/2014/chartex" xmlns:cx1="http://schemas.microsoft.com/office/drawing/2015/9/8/chartex" xmlns:cx2="http://schemas.microsoft.com/office/drawing/2015/10/21/chartex" xmlns:cx3="http://schemas.microsoft.com/office/drawing/2016/5/9/chartex" xmlns:cx4="http://schemas.microsoft.com/office/drawing/2016/5/10/chartex" xmlns:cx5="http://schemas.microsoft.com/office/drawing/2016/5/11/chartex" xmlns:cx6="http://schemas.microsoft.com/office/drawing/2016/5/12/chartex" xmlns:cx7="http://schemas.microsoft.com/office/drawing/2016/5/13/chartex" xmlns:cx8="http://schemas.microsoft.com/office/drawing/2016/5/14/chartex" xmlns:mc="http://schemas.openxmlformats.org/markup-compatibility/2006" xmlns:aink="http://schemas.microsoft.com/office/drawing/2016/ink" xmlns:am3d="http://schemas.microsoft.com/office/drawing/2017/model3d" xmlns:o="urn:schemas-microsoft-com:office:office" xmlns:oel="http://schemas.microsoft.com/office/2019/extlst" xmlns:r="http://schemas.openxmlformats.org/officeDocument/2006/relationships" xmlns:m="http://schemas.openxmlformats.org/officeDocument/2006/math" xmlns:v="urn:schemas-microsoft-com:vml" xmlns:wp14="http://schemas.microsoft.com/office/word/2010/wordprocessingDrawing" xmlns:wp="http://schemas.openxmlformats.org/drawingml/2006/wordprocessingDrawing" xmlns:w10="urn:schemas-microsoft-com:office:word" xmlns:w="http://schemas.openxmlformats.org/wordprocessingml/2006/main" xmlns:w14="http://schemas.microsoft.com/office/word/2010/wordml" xmlns:w15="http://schemas.microsoft.com/office/word/2012/wordml" xmlns:w16cex="http://schemas.microsoft.com/office/word/2018/wordml/cex" xmlns:w16cid="http://schemas.microsoft.com/office/word/2016/wordml/cid" xmlns:w16="http://schemas.microsoft.com/office/word/2018/wordml" xmlns:w16sdtdh="http://schemas.microsoft.com/office/word/2020/wordml/sdtdatahash" xmlns:w16se="http://schemas.microsoft.com/office/word/2015/wordml/symex" xmlns:wpg="http://schemas.microsoft.com/office/word/2010/wordprocessingGroup" xmlns:wpi="http://schemas.microsoft.com/office/word/2010/wordprocessingInk" xmlns:wne="http://schemas.microsoft.com/office/word/2006/wordml" xmlns:wps="http://schemas.microsoft.com/office/word/2010/wordprocessingShape" mc:Ignorable="w14 w15 w16se w16cid w16 w16cex w16sdtdh wp14">
+<w:document xmlns:wpc="http://schemas.microsoft.com/office/word/2010/wordprocessingCanvas" xmlns:cx="http://schemas.microsoft.com/office/drawing/2014/chartex" xmlns:cx1="http://schemas.microsoft.com/office/drawing/2015/9/8/chartex" xmlns:cx2="http://schemas.microsoft.com/office/drawing/2015/10/21/chartex" xmlns:cx3="http://schemas.microsoft.com/office/drawing/2016/5/9/chartex" xmlns:cx4="http://schemas.microsoft.com/office/drawing/2016/5/10/chartex" xmlns:cx5="http://schemas.microsoft.com/office/drawing/2016/5/11/chartex" xmlns:cx6="http://schemas.microsoft.com/office/drawing/2016/5/12/chartex" xmlns:cx7="http://schemas.microsoft.com/office/drawing/2016/5/13/chartex" xmlns:cx8="http://schemas.microsoft.com/office/drawing/2016/5/14/chartex" xmlns:mc="http://schemas.openxmlformats.org/markup-compatibility/2006" xmlns:aink="http://schemas.microsoft.com/office/drawing/2016/ink" xmlns:am3d="http://schemas.microsoft.com/office/drawing/2017/model3d" xmlns:o="urn:schemas-microsoft-com:office:office" xmlns:oel="http://schemas.microsoft.com/office/2019/extlst" xmlns:r="http://schemas.openxmlformats.org/officeDocument/2006/relationships" xmlns:m="http://schemas.openxmlformats.org/officeDocument/2006/math" xmlns:v="urn:schemas-microsoft-com:vml" xmlns:wp14="http://schemas.microsoft.com/office/word/2010/wordprocessingDrawing" xmlns:wp="http://schemas.openxmlformats.org/drawingml/2006/wordprocessingDrawing" xmlns:w10="urn:schemas-microsoft-com:office:word" xmlns:w="http://schemas.openxmlformats.org/wordprocessingml/2006/main" xmlns:w14="http://schemas.microsoft.com/office/word/2010/wordml" xmlns:w15="http://schemas.microsoft.com/office/word/2012/wordml" xmlns:w16cex="http://schemas.microsoft.com/office/word/2018/wordml/cex" xmlns:w16cid="http://schemas.microsoft.com/office/word/2016/wordml/cid" xmlns:w16="http://schemas.microsoft.com/office/word/2018/wordml" xmlns:w16du="http://schemas.microsoft.com/office/word/2023/wordml/word16du" xmlns:w16sdtdh="http://schemas.microsoft.com/office/word/2020/wordml/sdtdatahash" xmlns:w16sdtfl="http://schemas.microsoft.com/office/word/2024/wordml/sdtformatlock" xmlns:w16se="http://schemas.microsoft.com/office/word/2015/wordml/symex" xmlns:wpg="http://schemas.microsoft.com/office/word/2010/wordprocessingGroup" xmlns:wpi="http://schemas.microsoft.com/office/word/2010/wordprocessingInk" xmlns:wne="http://schemas.microsoft.com/office/word/2006/wordml" xmlns:wps="http://schemas.microsoft.com/office/word/2010/wordprocessingShape" mc:Ignorable="w14 w15 w16se w16cid w16 w16cex w16sdtdh w16sdtfl w16du wp14">
   <w:body>
     <w:p>
       <w:pPr>
         <w:jc w:val="center"/>
         <w:rPr>
-          <w:rFonts w:ascii="Georgia" w:hAnsi="Georgia"/>
+          <w:rFonts w:ascii="Garamond" w:hAnsi="Garamond"/>
           <w:position w:val="13"/>
-          <w:sz w:val="20"/>
-        </w:rPr>
-      </w:pPr>
-      <w:r>
-        <w:rPr>
-          <w:rFonts w:ascii="Georgia" w:hAnsi="Georgia"/>
+          <w:sz w:val="24"/>
+          <w:szCs w:val="24"/>
+        </w:rPr>
+      </w:pPr>
+      <w:r>
+        <w:rPr>
+          <w:rFonts w:ascii="Garamond" w:hAnsi="Garamond"/>
           <w:noProof/>
-          <w:sz w:val="20"/>
+          <w:sz w:val="24"/>
+          <w:szCs w:val="24"/>
           <w:lang w:val="es-PE" w:eastAsia="es-PE"/>
         </w:rPr>
         <w:drawing>
@@ -59,13 +61,13 @@
       <w:pPr>
         <w:jc w:val="center"/>
         <w:rPr>
-          <w:rFonts w:ascii="Georgia" w:hAnsi="Georgia"/>
+          <w:rFonts w:ascii="Garamond" w:hAnsi="Garamond"/>
           <w:b/>
         </w:rPr>
       </w:pPr>
       <w:r>
         <w:rPr>
-          <w:rFonts w:ascii="Georgia" w:hAnsi="Georgia"/>
+          <w:rFonts w:ascii="Garamond" w:hAnsi="Garamond"/>
           <w:b/>
           <w:color w:val="1F3863"/>
           <w:spacing w:val="-10"/>
@@ -74,7 +76,7 @@
       </w:r>
       <w:r>
         <w:rPr>
-          <w:rFonts w:ascii="Georgia" w:hAnsi="Georgia"/>
+          <w:rFonts w:ascii="Garamond" w:hAnsi="Garamond"/>
           <w:b/>
           <w:color w:val="1F3863"/>
           <w:spacing w:val="4"/>
@@ -83,7 +85,7 @@
       </w:r>
       <w:r>
         <w:rPr>
-          <w:rFonts w:ascii="Georgia" w:hAnsi="Georgia"/>
+          <w:rFonts w:ascii="Garamond" w:hAnsi="Garamond"/>
           <w:b/>
           <w:color w:val="1F3863"/>
           <w:spacing w:val="-10"/>
@@ -92,7 +94,7 @@
       </w:r>
       <w:r>
         <w:rPr>
-          <w:rFonts w:ascii="Georgia" w:hAnsi="Georgia"/>
+          <w:rFonts w:ascii="Garamond" w:hAnsi="Garamond"/>
           <w:b/>
           <w:color w:val="1F3863"/>
           <w:spacing w:val="3"/>
@@ -101,7 +103,7 @@
       </w:r>
       <w:r>
         <w:rPr>
-          <w:rFonts w:ascii="Georgia" w:hAnsi="Georgia"/>
+          <w:rFonts w:ascii="Garamond" w:hAnsi="Garamond"/>
           <w:b/>
           <w:color w:val="1F3863"/>
           <w:spacing w:val="-10"/>
@@ -110,7 +112,7 @@
       </w:r>
       <w:r>
         <w:rPr>
-          <w:rFonts w:ascii="Georgia" w:hAnsi="Georgia"/>
+          <w:rFonts w:ascii="Garamond" w:hAnsi="Garamond"/>
           <w:b/>
           <w:color w:val="1F3863"/>
           <w:spacing w:val="6"/>
@@ -119,7 +121,7 @@
       </w:r>
       <w:r>
         <w:rPr>
-          <w:rFonts w:ascii="Georgia" w:hAnsi="Georgia"/>
+          <w:rFonts w:ascii="Garamond" w:hAnsi="Garamond"/>
           <w:b/>
           <w:color w:val="1F3863"/>
           <w:spacing w:val="-10"/>
@@ -128,7 +130,7 @@
       </w:r>
       <w:r>
         <w:rPr>
-          <w:rFonts w:ascii="Georgia" w:hAnsi="Georgia"/>
+          <w:rFonts w:ascii="Garamond" w:hAnsi="Garamond"/>
           <w:b/>
           <w:color w:val="1F3863"/>
           <w:spacing w:val="6"/>
@@ -137,7 +139,7 @@
       </w:r>
       <w:r>
         <w:rPr>
-          <w:rFonts w:ascii="Georgia" w:hAnsi="Georgia"/>
+          <w:rFonts w:ascii="Garamond" w:hAnsi="Garamond"/>
           <w:b/>
           <w:color w:val="1F3863"/>
           <w:spacing w:val="-10"/>
@@ -146,7 +148,7 @@
       </w:r>
       <w:r>
         <w:rPr>
-          <w:rFonts w:ascii="Georgia" w:hAnsi="Georgia"/>
+          <w:rFonts w:ascii="Garamond" w:hAnsi="Garamond"/>
           <w:b/>
           <w:color w:val="1F3863"/>
           <w:spacing w:val="3"/>
@@ -155,7 +157,7 @@
       </w:r>
       <w:r>
         <w:rPr>
-          <w:rFonts w:ascii="Georgia" w:hAnsi="Georgia"/>
+          <w:rFonts w:ascii="Garamond" w:hAnsi="Garamond"/>
           <w:b/>
           <w:color w:val="1F3863"/>
           <w:spacing w:val="-10"/>
@@ -167,101 +169,89 @@
       <w:pPr>
         <w:jc w:val="center"/>
         <w:rPr>
-          <w:rFonts w:ascii="Georgia" w:hAnsi="Georgia"/>
-          <w:sz w:val="18"/>
-        </w:rPr>
-      </w:pPr>
-      <w:r>
-        <w:rPr>
-          <w:rFonts w:ascii="Georgia" w:hAnsi="Georgia"/>
-          <w:color w:val="1F3863"/>
-          <w:sz w:val="18"/>
+          <w:rFonts w:ascii="Garamond" w:hAnsi="Garamond"/>
+        </w:rPr>
+      </w:pPr>
+      <w:r>
+        <w:rPr>
+          <w:rFonts w:ascii="Garamond" w:hAnsi="Garamond"/>
+          <w:color w:val="1F3863"/>
         </w:rPr>
         <w:t>Universidad</w:t>
       </w:r>
       <w:r>
         <w:rPr>
-          <w:rFonts w:ascii="Georgia" w:hAnsi="Georgia"/>
+          <w:rFonts w:ascii="Garamond" w:hAnsi="Garamond"/>
           <w:color w:val="1F3863"/>
           <w:spacing w:val="-6"/>
-          <w:sz w:val="18"/>
-        </w:rPr>
-        <w:t xml:space="preserve"> </w:t>
-      </w:r>
-      <w:r>
-        <w:rPr>
-          <w:rFonts w:ascii="Georgia" w:hAnsi="Georgia"/>
-          <w:color w:val="1F3863"/>
-          <w:sz w:val="18"/>
+        </w:rPr>
+        <w:t xml:space="preserve"> </w:t>
+      </w:r>
+      <w:r>
+        <w:rPr>
+          <w:rFonts w:ascii="Garamond" w:hAnsi="Garamond"/>
+          <w:color w:val="1F3863"/>
         </w:rPr>
         <w:t>del</w:t>
       </w:r>
       <w:r>
         <w:rPr>
-          <w:rFonts w:ascii="Georgia" w:hAnsi="Georgia"/>
+          <w:rFonts w:ascii="Garamond" w:hAnsi="Garamond"/>
           <w:color w:val="1F3863"/>
           <w:spacing w:val="-5"/>
-          <w:sz w:val="18"/>
-        </w:rPr>
-        <w:t xml:space="preserve"> </w:t>
-      </w:r>
-      <w:r>
-        <w:rPr>
-          <w:rFonts w:ascii="Georgia" w:hAnsi="Georgia"/>
-          <w:color w:val="1F3863"/>
-          <w:sz w:val="18"/>
+        </w:rPr>
+        <w:t xml:space="preserve"> </w:t>
+      </w:r>
+      <w:r>
+        <w:rPr>
+          <w:rFonts w:ascii="Garamond" w:hAnsi="Garamond"/>
+          <w:color w:val="1F3863"/>
         </w:rPr>
         <w:t>Perú.</w:t>
       </w:r>
       <w:r>
         <w:rPr>
-          <w:rFonts w:ascii="Georgia" w:hAnsi="Georgia"/>
+          <w:rFonts w:ascii="Garamond" w:hAnsi="Garamond"/>
           <w:color w:val="1F3863"/>
           <w:spacing w:val="-1"/>
-          <w:sz w:val="18"/>
-        </w:rPr>
-        <w:t xml:space="preserve"> </w:t>
-      </w:r>
-      <w:r>
-        <w:rPr>
-          <w:rFonts w:ascii="Georgia" w:hAnsi="Georgia"/>
-          <w:color w:val="1F3863"/>
-          <w:sz w:val="18"/>
+        </w:rPr>
+        <w:t xml:space="preserve"> </w:t>
+      </w:r>
+      <w:r>
+        <w:rPr>
+          <w:rFonts w:ascii="Garamond" w:hAnsi="Garamond"/>
+          <w:color w:val="1F3863"/>
         </w:rPr>
         <w:t>Decana</w:t>
       </w:r>
       <w:r>
         <w:rPr>
-          <w:rFonts w:ascii="Georgia" w:hAnsi="Georgia"/>
+          <w:rFonts w:ascii="Garamond" w:hAnsi="Garamond"/>
           <w:color w:val="1F3863"/>
           <w:spacing w:val="-5"/>
-          <w:sz w:val="18"/>
-        </w:rPr>
-        <w:t xml:space="preserve"> </w:t>
-      </w:r>
-      <w:r>
-        <w:rPr>
-          <w:rFonts w:ascii="Georgia" w:hAnsi="Georgia"/>
-          <w:color w:val="1F3863"/>
-          <w:sz w:val="18"/>
+        </w:rPr>
+        <w:t xml:space="preserve"> </w:t>
+      </w:r>
+      <w:r>
+        <w:rPr>
+          <w:rFonts w:ascii="Garamond" w:hAnsi="Garamond"/>
+          <w:color w:val="1F3863"/>
         </w:rPr>
         <w:t>de</w:t>
       </w:r>
       <w:r>
         <w:rPr>
-          <w:rFonts w:ascii="Georgia" w:hAnsi="Georgia"/>
+          <w:rFonts w:ascii="Garamond" w:hAnsi="Garamond"/>
           <w:color w:val="1F3863"/>
           <w:spacing w:val="-4"/>
-          <w:sz w:val="18"/>
-        </w:rPr>
-        <w:t xml:space="preserve"> </w:t>
-      </w:r>
-      <w:r>
-        <w:rPr>
-          <w:rFonts w:ascii="Georgia" w:hAnsi="Georgia"/>
+        </w:rPr>
+        <w:t xml:space="preserve"> </w:t>
+      </w:r>
+      <w:r>
+        <w:rPr>
+          <w:rFonts w:ascii="Garamond" w:hAnsi="Garamond"/>
           <w:color w:val="1F3863"/>
           <w:spacing w:val="-2"/>
-          <w:sz w:val="18"/>
         </w:rPr>
         <w:t>América</w:t>
       </w:r>
@@ -270,68 +260,60 @@
       <w:pPr>
         <w:jc w:val="center"/>
         <w:rPr>
-          <w:rFonts w:ascii="Georgia" w:hAnsi="Georgia"/>
-          <w:sz w:val="19"/>
-        </w:rPr>
-      </w:pPr>
-      <w:r>
-        <w:rPr>
-          <w:rFonts w:ascii="Georgia" w:hAnsi="Georgia"/>
+          <w:rFonts w:ascii="Garamond" w:hAnsi="Garamond"/>
+        </w:rPr>
+      </w:pPr>
+      <w:r>
+        <w:rPr>
+          <w:rFonts w:ascii="Garamond" w:hAnsi="Garamond"/>
           <w:color w:val="1F3862"/>
           <w:spacing w:val="-4"/>
-          <w:sz w:val="19"/>
         </w:rPr>
         <w:t>FACULTAD DE</w:t>
       </w:r>
       <w:r>
         <w:rPr>
-          <w:rFonts w:ascii="Georgia" w:hAnsi="Georgia"/>
+          <w:rFonts w:ascii="Garamond" w:hAnsi="Garamond"/>
           <w:color w:val="1F3862"/>
           <w:spacing w:val="-1"/>
-          <w:sz w:val="19"/>
-        </w:rPr>
-        <w:t xml:space="preserve"> </w:t>
-      </w:r>
-      <w:r>
-        <w:rPr>
-          <w:rFonts w:ascii="Georgia" w:hAnsi="Georgia"/>
+        </w:rPr>
+        <w:t xml:space="preserve"> </w:t>
+      </w:r>
+      <w:r>
+        <w:rPr>
+          <w:rFonts w:ascii="Garamond" w:hAnsi="Garamond"/>
           <w:color w:val="1F3862"/>
           <w:spacing w:val="-4"/>
-          <w:sz w:val="19"/>
         </w:rPr>
         <w:t>LETRAS</w:t>
       </w:r>
       <w:r>
         <w:rPr>
-          <w:rFonts w:ascii="Georgia" w:hAnsi="Georgia"/>
+          <w:rFonts w:ascii="Garamond" w:hAnsi="Garamond"/>
           <w:color w:val="1F3862"/>
-          <w:sz w:val="19"/>
-        </w:rPr>
-        <w:t xml:space="preserve"> </w:t>
-      </w:r>
-      <w:r>
-        <w:rPr>
-          <w:rFonts w:ascii="Georgia" w:hAnsi="Georgia"/>
+        </w:rPr>
+        <w:t xml:space="preserve"> </w:t>
+      </w:r>
+      <w:r>
+        <w:rPr>
+          <w:rFonts w:ascii="Garamond" w:hAnsi="Garamond"/>
           <w:color w:val="1F3862"/>
           <w:spacing w:val="-4"/>
-          <w:sz w:val="19"/>
         </w:rPr>
         <w:t>Y CIENCIAS</w:t>
       </w:r>
       <w:r>
         <w:rPr>
-          <w:rFonts w:ascii="Georgia" w:hAnsi="Georgia"/>
+          <w:rFonts w:ascii="Garamond" w:hAnsi="Garamond"/>
           <w:color w:val="1F3862"/>
-          <w:sz w:val="19"/>
-        </w:rPr>
-        <w:t xml:space="preserve"> </w:t>
-      </w:r>
-      <w:r>
-        <w:rPr>
-          <w:rFonts w:ascii="Georgia" w:hAnsi="Georgia"/>
+        </w:rPr>
+        <w:t xml:space="preserve"> </w:t>
+      </w:r>
+      <w:r>
+        <w:rPr>
+          <w:rFonts w:ascii="Garamond" w:hAnsi="Garamond"/>
           <w:color w:val="1F3862"/>
           <w:spacing w:val="-4"/>
-          <w:sz w:val="19"/>
         </w:rPr>
         <w:t>HUMANAS</w:t>
       </w:r>
@@ -340,50 +322,44 @@
       <w:pPr>
         <w:jc w:val="center"/>
         <w:rPr>
-          <w:rFonts w:ascii="Georgia" w:hAnsi="Georgia"/>
-          <w:sz w:val="17"/>
-        </w:rPr>
-      </w:pPr>
-      <w:r>
-        <w:rPr>
-          <w:rFonts w:ascii="Georgia" w:hAnsi="Georgia"/>
+          <w:rFonts w:ascii="Garamond" w:hAnsi="Garamond"/>
+        </w:rPr>
+      </w:pPr>
+      <w:r>
+        <w:rPr>
+          <w:rFonts w:ascii="Garamond" w:hAnsi="Garamond"/>
           <w:color w:val="1F3862"/>
-          <w:sz w:val="17"/>
         </w:rPr>
         <w:t>CENTRO</w:t>
       </w:r>
       <w:r>
         <w:rPr>
-          <w:rFonts w:ascii="Georgia" w:hAnsi="Georgia"/>
+          <w:rFonts w:ascii="Garamond" w:hAnsi="Garamond"/>
           <w:color w:val="1F3862"/>
           <w:spacing w:val="-3"/>
-          <w:sz w:val="17"/>
-        </w:rPr>
-        <w:t xml:space="preserve"> </w:t>
-      </w:r>
-      <w:r>
-        <w:rPr>
-          <w:rFonts w:ascii="Georgia" w:hAnsi="Georgia"/>
+        </w:rPr>
+        <w:t xml:space="preserve"> </w:t>
+      </w:r>
+      <w:r>
+        <w:rPr>
+          <w:rFonts w:ascii="Garamond" w:hAnsi="Garamond"/>
           <w:color w:val="1F3862"/>
-          <w:sz w:val="17"/>
         </w:rPr>
         <w:t>DE</w:t>
       </w:r>
       <w:r>
         <w:rPr>
-          <w:rFonts w:ascii="Georgia" w:hAnsi="Georgia"/>
+          <w:rFonts w:ascii="Garamond" w:hAnsi="Garamond"/>
           <w:color w:val="1F3862"/>
           <w:spacing w:val="-1"/>
-          <w:sz w:val="17"/>
-        </w:rPr>
-        <w:t xml:space="preserve"> </w:t>
-      </w:r>
-      <w:r>
-        <w:rPr>
-          <w:rFonts w:ascii="Georgia" w:hAnsi="Georgia"/>
+        </w:rPr>
+        <w:t xml:space="preserve"> </w:t>
+      </w:r>
+      <w:r>
+        <w:rPr>
+          <w:rFonts w:ascii="Garamond" w:hAnsi="Garamond"/>
           <w:color w:val="1F3862"/>
           <w:spacing w:val="-2"/>
-          <w:sz w:val="17"/>
         </w:rPr>
         <w:t>IDIOMAS</w:t>
       </w:r>
@@ -392,10 +368,11 @@
       <w:pPr>
         <w:spacing w:before="112" w:line="268" w:lineRule="exact"/>
         <w:rPr>
-          <w:rFonts w:ascii="Georgia" w:hAnsi="Georgia"/>
+          <w:rFonts w:ascii="Garamond" w:hAnsi="Garamond"/>
           <w:i/>
           <w:spacing w:val="-4"/>
           <w:sz w:val="24"/>
+          <w:szCs w:val="24"/>
         </w:rPr>
       </w:pPr>
     </w:p>
@@ -403,10 +380,11 @@
       <w:pPr>
         <w:spacing w:before="112" w:line="268" w:lineRule="exact"/>
         <w:rPr>
-          <w:rFonts w:ascii="Georgia" w:hAnsi="Georgia"/>
+          <w:rFonts w:ascii="Garamond" w:hAnsi="Garamond"/>
           <w:i/>
           <w:spacing w:val="-4"/>
           <w:sz w:val="24"/>
+          <w:szCs w:val="24"/>
         </w:rPr>
       </w:pPr>
     </w:p>
@@ -414,15 +392,17 @@
       <w:pPr>
         <w:spacing w:before="112" w:line="268" w:lineRule="exact"/>
         <w:rPr>
-          <w:rFonts w:ascii="Georgia" w:hAnsi="Georgia"/>
-          <w:sz w:val="24"/>
-        </w:rPr>
-      </w:pPr>
-      <w:r>
-        <w:rPr>
-          <w:rFonts w:ascii="Georgia" w:hAnsi="Georgia"/>
+          <w:rFonts w:ascii="Garamond" w:hAnsi="Garamond"/>
+          <w:sz w:val="24"/>
+          <w:szCs w:val="24"/>
+        </w:rPr>
+      </w:pPr>
+      <w:r>
+        <w:rPr>
+          <w:rFonts w:ascii="Garamond" w:hAnsi="Garamond"/>
           <w:spacing w:val="-4"/>
           <w:sz w:val="24"/>
+          <w:szCs w:val="24"/>
         </w:rPr>
         <w:t>Lic.</w:t>
       </w:r>
@@ -434,20 +414,20 @@
         <w:ind w:right="0"/>
         <w:jc w:val="left"/>
         <w:rPr>
-          <w:rFonts w:ascii="Georgia" w:hAnsi="Georgia"/>
+          <w:rFonts w:ascii="Garamond" w:hAnsi="Garamond"/>
           <w:i w:val="0"/>
         </w:rPr>
       </w:pPr>
       <w:r>
         <w:rPr>
-          <w:rFonts w:ascii="Georgia" w:hAnsi="Georgia"/>
+          <w:rFonts w:ascii="Garamond" w:hAnsi="Garamond"/>
           <w:i w:val="0"/>
         </w:rPr>
         <w:t>Alicia</w:t>
       </w:r>
       <w:r>
         <w:rPr>
-          <w:rFonts w:ascii="Georgia" w:hAnsi="Georgia"/>
+          <w:rFonts w:ascii="Garamond" w:hAnsi="Garamond"/>
           <w:i w:val="0"/>
           <w:spacing w:val="-9"/>
         </w:rPr>
@@ -455,14 +435,14 @@
       </w:r>
       <w:r>
         <w:rPr>
-          <w:rFonts w:ascii="Georgia" w:hAnsi="Georgia"/>
+          <w:rFonts w:ascii="Garamond" w:hAnsi="Garamond"/>
           <w:i w:val="0"/>
         </w:rPr>
         <w:t>Pacheco</w:t>
       </w:r>
       <w:r>
         <w:rPr>
-          <w:rFonts w:ascii="Georgia" w:hAnsi="Georgia"/>
+          <w:rFonts w:ascii="Garamond" w:hAnsi="Garamond"/>
           <w:i w:val="0"/>
           <w:spacing w:val="-7"/>
         </w:rPr>
@@ -470,7 +450,7 @@
       </w:r>
       <w:r>
         <w:rPr>
-          <w:rFonts w:ascii="Georgia" w:hAnsi="Georgia"/>
+          <w:rFonts w:ascii="Garamond" w:hAnsi="Garamond"/>
           <w:i w:val="0"/>
           <w:spacing w:val="-2"/>
         </w:rPr>
@@ -481,30 +461,34 @@
       <w:pPr>
         <w:spacing w:line="226" w:lineRule="exact"/>
         <w:rPr>
-          <w:rFonts w:ascii="Georgia" w:hAnsi="Georgia"/>
-          <w:sz w:val="20"/>
-        </w:rPr>
-      </w:pPr>
-      <w:r>
-        <w:rPr>
-          <w:rFonts w:ascii="Georgia" w:hAnsi="Georgia"/>
+          <w:rFonts w:ascii="Garamond" w:hAnsi="Garamond"/>
+          <w:sz w:val="24"/>
+          <w:szCs w:val="24"/>
+        </w:rPr>
+      </w:pPr>
+      <w:r>
+        <w:rPr>
+          <w:rFonts w:ascii="Garamond" w:hAnsi="Garamond"/>
           <w:spacing w:val="-2"/>
-          <w:sz w:val="20"/>
+          <w:sz w:val="24"/>
+          <w:szCs w:val="24"/>
         </w:rPr>
         <w:t>Directora</w:t>
       </w:r>
       <w:r>
         <w:rPr>
-          <w:rFonts w:ascii="Georgia" w:hAnsi="Georgia"/>
-          <w:sz w:val="20"/>
-        </w:rPr>
-        <w:t xml:space="preserve"> </w:t>
-      </w:r>
-      <w:r>
-        <w:rPr>
-          <w:rFonts w:ascii="Georgia" w:hAnsi="Georgia"/>
+          <w:rFonts w:ascii="Garamond" w:hAnsi="Garamond"/>
+          <w:sz w:val="24"/>
+          <w:szCs w:val="24"/>
+        </w:rPr>
+        <w:t xml:space="preserve"> </w:t>
+      </w:r>
+      <w:r>
+        <w:rPr>
+          <w:rFonts w:ascii="Garamond" w:hAnsi="Garamond"/>
           <w:spacing w:val="-2"/>
-          <w:sz w:val="20"/>
+          <w:sz w:val="24"/>
+          <w:szCs w:val="24"/>
         </w:rPr>
         <w:t>administrativa</w:t>
       </w:r>
@@ -513,38 +497,43 @@
       <w:pPr>
         <w:spacing w:before="1"/>
         <w:rPr>
-          <w:rFonts w:ascii="Georgia" w:hAnsi="Georgia"/>
-          <w:sz w:val="24"/>
-        </w:rPr>
-      </w:pPr>
-      <w:r>
-        <w:rPr>
-          <w:rFonts w:ascii="Georgia" w:hAnsi="Georgia"/>
-          <w:sz w:val="24"/>
+          <w:rFonts w:ascii="Garamond" w:hAnsi="Garamond"/>
+          <w:sz w:val="24"/>
+          <w:szCs w:val="24"/>
+        </w:rPr>
+      </w:pPr>
+      <w:r>
+        <w:rPr>
+          <w:rFonts w:ascii="Garamond" w:hAnsi="Garamond"/>
+          <w:sz w:val="24"/>
+          <w:szCs w:val="24"/>
           <w:u w:val="single"/>
         </w:rPr>
         <w:t>Presente</w:t>
       </w:r>
       <w:r>
         <w:rPr>
-          <w:rFonts w:ascii="Georgia" w:hAnsi="Georgia"/>
-          <w:sz w:val="24"/>
+          <w:rFonts w:ascii="Garamond" w:hAnsi="Garamond"/>
+          <w:sz w:val="24"/>
+          <w:szCs w:val="24"/>
         </w:rPr>
         <w:t>.</w:t>
       </w:r>
       <w:r>
         <w:rPr>
-          <w:rFonts w:ascii="Georgia" w:hAnsi="Georgia"/>
+          <w:rFonts w:ascii="Garamond" w:hAnsi="Garamond"/>
           <w:spacing w:val="-5"/>
           <w:sz w:val="24"/>
-        </w:rPr>
-        <w:t xml:space="preserve"> </w:t>
-      </w:r>
-      <w:r>
-        <w:rPr>
-          <w:rFonts w:ascii="Georgia" w:hAnsi="Georgia"/>
+          <w:szCs w:val="24"/>
+        </w:rPr>
+        <w:t xml:space="preserve"> </w:t>
+      </w:r>
+      <w:r>
+        <w:rPr>
+          <w:rFonts w:ascii="Garamond" w:hAnsi="Garamond"/>
           <w:spacing w:val="-10"/>
           <w:sz w:val="24"/>
+          <w:szCs w:val="24"/>
         </w:rPr>
         <w:t>–</w:t>
       </w:r>
@@ -553,7 +542,7 @@
       <w:pPr>
         <w:pStyle w:val="Textoindependiente"/>
         <w:rPr>
-          <w:rFonts w:ascii="Georgia" w:hAnsi="Georgia"/>
+          <w:rFonts w:ascii="Garamond" w:hAnsi="Garamond"/>
           <w:i/>
         </w:rPr>
       </w:pPr>
@@ -563,7 +552,7 @@
         <w:pStyle w:val="Textoindependiente"/>
         <w:spacing w:before="9"/>
         <w:rPr>
-          <w:rFonts w:ascii="Georgia" w:hAnsi="Georgia"/>
+          <w:rFonts w:ascii="Garamond" w:hAnsi="Garamond"/>
           <w:i/>
         </w:rPr>
       </w:pPr>
@@ -575,14 +564,14 @@
         </w:tabs>
         <w:jc w:val="right"/>
         <w:rPr>
-          <w:rFonts w:ascii="Georgia" w:hAnsi="Georgia"/>
-          <w:sz w:val="24"/>
-          <w:szCs w:val="24"/>
-        </w:rPr>
-      </w:pPr>
-      <w:r>
-        <w:rPr>
-          <w:rFonts w:ascii="Georgia" w:hAnsi="Georgia"/>
+          <w:rFonts w:ascii="Garamond" w:hAnsi="Garamond"/>
+          <w:sz w:val="24"/>
+          <w:szCs w:val="24"/>
+        </w:rPr>
+      </w:pPr>
+      <w:r>
+        <w:rPr>
+          <w:rFonts w:ascii="Garamond" w:hAnsi="Garamond"/>
           <w:b/>
           <w:spacing w:val="-2"/>
           <w:sz w:val="24"/>
@@ -592,7 +581,7 @@
       </w:r>
       <w:r>
         <w:rPr>
-          <w:rFonts w:ascii="Georgia" w:hAnsi="Georgia"/>
+          <w:rFonts w:ascii="Garamond" w:hAnsi="Garamond"/>
           <w:b/>
           <w:sz w:val="24"/>
           <w:szCs w:val="24"/>
@@ -601,7 +590,7 @@
       </w:r>
       <w:r>
         <w:rPr>
-          <w:rFonts w:ascii="Georgia" w:hAnsi="Georgia"/>
+          <w:rFonts w:ascii="Garamond" w:hAnsi="Garamond"/>
           <w:sz w:val="24"/>
           <w:szCs w:val="24"/>
         </w:rPr>
@@ -609,7 +598,7 @@
       </w:r>
       <w:r>
         <w:rPr>
-          <w:rFonts w:ascii="Georgia" w:hAnsi="Georgia"/>
+          <w:rFonts w:ascii="Garamond" w:hAnsi="Garamond"/>
           <w:spacing w:val="-3"/>
           <w:sz w:val="24"/>
           <w:szCs w:val="24"/>
@@ -618,7 +607,7 @@
       </w:r>
       <w:r>
         <w:rPr>
-          <w:rFonts w:ascii="Georgia" w:hAnsi="Georgia"/>
+          <w:rFonts w:ascii="Garamond" w:hAnsi="Garamond"/>
           <w:sz w:val="24"/>
           <w:szCs w:val="24"/>
         </w:rPr>
@@ -626,7 +615,7 @@
       </w:r>
       <w:r>
         <w:rPr>
-          <w:rFonts w:ascii="Georgia" w:hAnsi="Georgia"/>
+          <w:rFonts w:ascii="Garamond" w:hAnsi="Garamond"/>
           <w:spacing w:val="-2"/>
           <w:sz w:val="24"/>
           <w:szCs w:val="24"/>
@@ -638,7 +627,7 @@
       <w:pPr>
         <w:pStyle w:val="Textoindependiente"/>
         <w:rPr>
-          <w:rFonts w:ascii="Georgia" w:hAnsi="Georgia"/>
+          <w:rFonts w:ascii="Garamond" w:hAnsi="Garamond"/>
         </w:rPr>
       </w:pPr>
     </w:p>
@@ -646,7 +635,7 @@
       <w:pPr>
         <w:pStyle w:val="Textoindependiente"/>
         <w:rPr>
-          <w:rFonts w:ascii="Georgia" w:hAnsi="Georgia"/>
+          <w:rFonts w:ascii="Garamond" w:hAnsi="Garamond"/>
         </w:rPr>
       </w:pPr>
     </w:p>
@@ -655,158 +644,77 @@
         <w:pStyle w:val="Textoindependiente"/>
         <w:spacing w:before="84"/>
         <w:rPr>
-          <w:rFonts w:ascii="Georgia" w:hAnsi="Georgia"/>
+          <w:rFonts w:ascii="Garamond" w:hAnsi="Garamond"/>
         </w:rPr>
       </w:pPr>
     </w:p>
     <w:p>
       <w:pPr>
         <w:pStyle w:val="Textoindependiente"/>
-        <w:ind w:firstLine="708"/>
-        <w:rPr>
-          <w:rFonts w:ascii="Georgia" w:hAnsi="Georgia"/>
-          <w:spacing w:val="-2"/>
-        </w:rPr>
-      </w:pPr>
-      <w:r>
-        <w:rPr>
-          <w:rFonts w:ascii="Georgia" w:hAnsi="Georgia"/>
-        </w:rPr>
-        <w:t>De mi</w:t>
-      </w:r>
-      <w:r>
-        <w:rPr>
-          <w:rFonts w:ascii="Georgia" w:hAnsi="Georgia"/>
-          <w:spacing w:val="-4"/>
-        </w:rPr>
-        <w:t xml:space="preserve"> </w:t>
-      </w:r>
-      <w:r>
-        <w:rPr>
-          <w:rFonts w:ascii="Georgia" w:hAnsi="Georgia"/>
-        </w:rPr>
-        <w:t>mayor</w:t>
-      </w:r>
-      <w:r>
-        <w:rPr>
-          <w:rFonts w:ascii="Georgia" w:hAnsi="Georgia"/>
-          <w:spacing w:val="-1"/>
-        </w:rPr>
-        <w:t xml:space="preserve"> </w:t>
-      </w:r>
-      <w:r>
-        <w:rPr>
-          <w:rFonts w:ascii="Georgia" w:hAnsi="Georgia"/>
-          <w:spacing w:val="-2"/>
-        </w:rPr>
-        <w:t>consideración:</w:t>
-      </w:r>
-    </w:p>
-    <w:p>
-      <w:pPr>
-        <w:pStyle w:val="Textoindependiente"/>
-        <w:rPr>
-          <w:rFonts w:ascii="Georgia" w:hAnsi="Georgia"/>
-          <w:spacing w:val="-2"/>
-        </w:rPr>
-      </w:pPr>
-    </w:p>
-    <w:p>
-      <w:pPr>
-        <w:pStyle w:val="Textoindependiente"/>
+        <w:spacing w:after="240" w:line="276" w:lineRule="auto"/>
         <w:ind w:firstLine="708"/>
         <w:jc w:val="both"/>
         <w:rPr>
-          <w:rFonts w:ascii="Georgia" w:hAnsi="Georgia"/>
-        </w:rPr>
-      </w:pPr>
-      <w:r>
-        <w:rPr>
-          <w:rFonts w:ascii="Georgia" w:hAnsi="Georgia"/>
-        </w:rPr>
-        <w:t xml:space="preserve">Es grato dirigirme a usted, para saludarla cordialmente y, a la vez solicitarle el </w:t>
-      </w:r>
-      <w:proofErr w:type="spellStart"/>
-      <w:r>
-        <w:rPr>
-          <w:rFonts w:ascii="Georgia" w:hAnsi="Georgia"/>
-          <w:b/>
-          <w:bCs/>
-        </w:rPr>
-        <w:t>descripcion</w:t>
-      </w:r>
-      <w:proofErr w:type="spellEnd"/>
-      <w:r>
-        <w:rPr>
-          <w:rFonts w:ascii="Georgia" w:hAnsi="Georgia"/>
-        </w:rPr>
-        <w:t xml:space="preserve">, para el Centro de Idiomas de la Facultad de Letras, cuyo monto del servicio es </w:t>
-      </w:r>
-      <w:proofErr w:type="spellStart"/>
-      <w:r>
-        <w:rPr>
-          <w:rFonts w:ascii="Georgia" w:hAnsi="Georgia"/>
-          <w:b/>
-          <w:bCs/>
-        </w:rPr>
-        <w:t>monto_subtotal</w:t>
-      </w:r>
-      <w:proofErr w:type="spellEnd"/>
-      <w:r>
-        <w:rPr>
-          <w:rFonts w:ascii="Georgia" w:hAnsi="Georgia"/>
-        </w:rPr>
-        <w:t xml:space="preserve">, monto por hora: </w:t>
-      </w:r>
-      <w:proofErr w:type="spellStart"/>
-      <w:r>
-        <w:rPr>
-          <w:rFonts w:ascii="Georgia" w:hAnsi="Georgia"/>
-          <w:b/>
-          <w:bCs/>
-        </w:rPr>
-        <w:t>categoria</w:t>
-      </w:r>
-      <w:proofErr w:type="spellEnd"/>
-      <w:r>
-        <w:rPr>
-          <w:rFonts w:ascii="Georgia" w:hAnsi="Georgia"/>
-        </w:rPr>
-        <w:t>, bajo la modalidad híbrida.</w:t>
+          <w:rFonts w:ascii="Garamond" w:hAnsi="Garamond" w:cs="Arial"/>
+          <w:spacing w:val="1"/>
+        </w:rPr>
+      </w:pPr>
+      <w:r>
+        <w:rPr>
+          <w:rFonts w:ascii="Garamond" w:hAnsi="Garamond" w:cs="Arial"/>
+          <w:spacing w:val="1"/>
+        </w:rPr>
+        <w:t>De mi mayor consideración:</w:t>
       </w:r>
     </w:p>
     <w:p>
       <w:pPr>
         <w:pStyle w:val="Textoindependiente"/>
-        <w:spacing w:before="70"/>
-        <w:jc w:val="both"/>
-        <w:rPr>
-          <w:rFonts w:ascii="Georgia" w:hAnsi="Georgia"/>
-        </w:rPr>
-      </w:pPr>
-    </w:p>
-    <w:p>
-      <w:pPr>
-        <w:pStyle w:val="Textoindependiente"/>
-        <w:jc w:val="both"/>
-        <w:rPr>
-          <w:rFonts w:ascii="Georgia" w:hAnsi="Georgia"/>
-        </w:rPr>
-      </w:pPr>
-    </w:p>
-    <w:p>
-      <w:pPr>
-        <w:pStyle w:val="Textoindependiente"/>
-        <w:spacing w:line="276" w:lineRule="auto"/>
+        <w:spacing w:after="240" w:line="276" w:lineRule="auto"/>
         <w:ind w:firstLine="708"/>
         <w:jc w:val="both"/>
         <w:rPr>
-          <w:rFonts w:ascii="Georgia" w:hAnsi="Georgia"/>
-        </w:rPr>
-      </w:pPr>
-      <w:r>
-        <w:rPr>
-          <w:rFonts w:ascii="Georgia" w:hAnsi="Georgia"/>
+          <w:rFonts w:ascii="Garamond" w:hAnsi="Garamond" w:cs="Arial"/>
+          <w:spacing w:val="1"/>
+        </w:rPr>
+      </w:pPr>
+      <w:r>
+        <w:rPr>
+          <w:rFonts w:ascii="Garamond" w:hAnsi="Garamond" w:cs="Arial"/>
+          <w:spacing w:val="1"/>
+        </w:rPr>
+        <w:t>Es grato dirigirme a usted, para saludarla cordialmente y, a la vez solicitarle el descripcion, para el Centro de Idiomas de la Facultad de Letras</w:t>
+      </w:r>
+      <w:r>
+        <w:rPr>
+          <w:rFonts w:ascii="Garamond" w:hAnsi="Garamond" w:cs="Arial"/>
+          <w:spacing w:val="1"/>
+        </w:rPr>
+        <w:t xml:space="preserve"> y Ciencias Humanas</w:t>
+      </w:r>
+      <w:r>
+        <w:rPr>
+          <w:rFonts w:ascii="Garamond" w:hAnsi="Garamond" w:cs="Arial"/>
+          <w:spacing w:val="1"/>
+        </w:rPr>
+        <w:t>, cuyo monto del servicio es monto_subtotal, monto por hora: categoria, bajo la modalidad híbrida.</w:t>
+      </w:r>
+    </w:p>
+    <w:p>
+      <w:pPr>
+        <w:pStyle w:val="Textoindependiente"/>
+        <w:spacing w:after="240" w:line="276" w:lineRule="auto"/>
+        <w:ind w:firstLine="708"/>
+        <w:jc w:val="both"/>
+        <w:rPr>
+          <w:rFonts w:ascii="Garamond" w:hAnsi="Garamond" w:cs="Arial"/>
+          <w:spacing w:val="1"/>
+        </w:rPr>
+      </w:pPr>
+      <w:r>
+        <w:rPr>
+          <w:rFonts w:ascii="Garamond" w:hAnsi="Garamond" w:cs="Arial"/>
+          <w:spacing w:val="1"/>
         </w:rPr>
         <w:t>Sin otro particular, sea propicia la oportunidad para reiterarle los sentimientos de mi especial consideración y estima personal.</w:t>
       </w:r>
@@ -814,8 +722,35 @@
     <w:p>
       <w:pPr>
         <w:pStyle w:val="Textoindependiente"/>
-        <w:rPr>
-          <w:rFonts w:ascii="Georgia" w:hAnsi="Georgia"/>
+        <w:spacing w:after="240" w:line="276" w:lineRule="auto"/>
+        <w:ind w:firstLine="708"/>
+        <w:jc w:val="both"/>
+        <w:rPr>
+          <w:rFonts w:ascii="Garamond" w:hAnsi="Garamond" w:cs="Arial"/>
+          <w:spacing w:val="1"/>
+        </w:rPr>
+      </w:pPr>
+      <w:r>
+        <w:rPr>
+          <w:rFonts w:ascii="Garamond" w:hAnsi="Garamond" w:cs="Arial"/>
+          <w:spacing w:val="1"/>
+        </w:rPr>
+        <w:t>Atentamente,</w:t>
+      </w:r>
+    </w:p>
+    <w:p>
+      <w:pPr>
+        <w:pStyle w:val="Textoindependiente"/>
+        <w:rPr>
+          <w:rFonts w:ascii="Garamond" w:hAnsi="Garamond"/>
+        </w:rPr>
+      </w:pPr>
+    </w:p>
+    <w:p>
+      <w:pPr>
+        <w:pStyle w:val="Textoindependiente"/>
+        <w:rPr>
+          <w:rFonts w:ascii="Garamond" w:hAnsi="Garamond"/>
         </w:rPr>
       </w:pPr>
     </w:p>
@@ -824,48 +759,7 @@
         <w:pStyle w:val="Textoindependiente"/>
         <w:spacing w:before="105"/>
         <w:rPr>
-          <w:rFonts w:ascii="Georgia" w:hAnsi="Georgia"/>
-        </w:rPr>
-      </w:pPr>
-    </w:p>
-    <w:p>
-      <w:pPr>
-        <w:pStyle w:val="Textoindependiente"/>
-        <w:ind w:firstLine="708"/>
-        <w:rPr>
-          <w:rFonts w:ascii="Georgia" w:hAnsi="Georgia"/>
-        </w:rPr>
-      </w:pPr>
-      <w:r>
-        <w:rPr>
-          <w:rFonts w:ascii="Georgia" w:hAnsi="Georgia"/>
-          <w:spacing w:val="-2"/>
-        </w:rPr>
-        <w:t>Atentamente,</w:t>
-      </w:r>
-    </w:p>
-    <w:p>
-      <w:pPr>
-        <w:pStyle w:val="Textoindependiente"/>
-        <w:rPr>
-          <w:rFonts w:ascii="Georgia" w:hAnsi="Georgia"/>
-        </w:rPr>
-      </w:pPr>
-    </w:p>
-    <w:p>
-      <w:pPr>
-        <w:pStyle w:val="Textoindependiente"/>
-        <w:rPr>
-          <w:rFonts w:ascii="Georgia" w:hAnsi="Georgia"/>
-        </w:rPr>
-      </w:pPr>
-    </w:p>
-    <w:p>
-      <w:pPr>
-        <w:pStyle w:val="Textoindependiente"/>
-        <w:spacing w:before="105"/>
-        <w:rPr>
-          <w:rFonts w:ascii="Georgia" w:hAnsi="Georgia"/>
+          <w:rFonts w:ascii="Garamond" w:hAnsi="Garamond"/>
         </w:rPr>
       </w:pPr>
     </w:p>
@@ -875,20 +769,20 @@
         <w:spacing w:before="1"/>
         <w:ind w:right="0"/>
         <w:rPr>
-          <w:rFonts w:ascii="Georgia" w:hAnsi="Georgia"/>
+          <w:rFonts w:ascii="Garamond" w:hAnsi="Garamond"/>
           <w:i w:val="0"/>
         </w:rPr>
       </w:pPr>
       <w:r>
         <w:rPr>
-          <w:rFonts w:ascii="Georgia" w:hAnsi="Georgia"/>
+          <w:rFonts w:ascii="Garamond" w:hAnsi="Garamond"/>
           <w:i w:val="0"/>
         </w:rPr>
         <w:t>Mg.</w:t>
       </w:r>
       <w:r>
         <w:rPr>
-          <w:rFonts w:ascii="Georgia" w:hAnsi="Georgia"/>
+          <w:rFonts w:ascii="Garamond" w:hAnsi="Garamond"/>
           <w:i w:val="0"/>
           <w:spacing w:val="-7"/>
         </w:rPr>
@@ -896,14 +790,14 @@
       </w:r>
       <w:r>
         <w:rPr>
-          <w:rFonts w:ascii="Georgia" w:hAnsi="Georgia"/>
+          <w:rFonts w:ascii="Garamond" w:hAnsi="Garamond"/>
           <w:i w:val="0"/>
         </w:rPr>
         <w:t>Jacobo</w:t>
       </w:r>
       <w:r>
         <w:rPr>
-          <w:rFonts w:ascii="Georgia" w:hAnsi="Georgia"/>
+          <w:rFonts w:ascii="Garamond" w:hAnsi="Garamond"/>
           <w:i w:val="0"/>
           <w:spacing w:val="-4"/>
         </w:rPr>
@@ -911,14 +805,14 @@
       </w:r>
       <w:r>
         <w:rPr>
-          <w:rFonts w:ascii="Georgia" w:hAnsi="Georgia"/>
+          <w:rFonts w:ascii="Garamond" w:hAnsi="Garamond"/>
           <w:i w:val="0"/>
         </w:rPr>
         <w:t>Virgilio</w:t>
       </w:r>
       <w:r>
         <w:rPr>
-          <w:rFonts w:ascii="Georgia" w:hAnsi="Georgia"/>
+          <w:rFonts w:ascii="Garamond" w:hAnsi="Garamond"/>
           <w:i w:val="0"/>
           <w:spacing w:val="-2"/>
         </w:rPr>
@@ -926,14 +820,14 @@
       </w:r>
       <w:r>
         <w:rPr>
-          <w:rFonts w:ascii="Georgia" w:hAnsi="Georgia"/>
+          <w:rFonts w:ascii="Garamond" w:hAnsi="Garamond"/>
           <w:i w:val="0"/>
         </w:rPr>
         <w:t>Alva</w:t>
       </w:r>
       <w:r>
         <w:rPr>
-          <w:rFonts w:ascii="Georgia" w:hAnsi="Georgia"/>
+          <w:rFonts w:ascii="Garamond" w:hAnsi="Garamond"/>
           <w:i w:val="0"/>
           <w:spacing w:val="-5"/>
         </w:rPr>
@@ -941,7 +835,7 @@
       </w:r>
       <w:r>
         <w:rPr>
-          <w:rFonts w:ascii="Georgia" w:hAnsi="Georgia"/>
+          <w:rFonts w:ascii="Garamond" w:hAnsi="Garamond"/>
           <w:i w:val="0"/>
           <w:spacing w:val="-2"/>
         </w:rPr>
@@ -952,14 +846,14 @@
       <w:pPr>
         <w:jc w:val="center"/>
         <w:rPr>
-          <w:rFonts w:ascii="Georgia" w:hAnsi="Georgia"/>
-          <w:sz w:val="24"/>
-          <w:szCs w:val="24"/>
-        </w:rPr>
-      </w:pPr>
-      <w:r>
-        <w:rPr>
-          <w:rFonts w:ascii="Georgia" w:hAnsi="Georgia"/>
+          <w:rFonts w:ascii="Garamond" w:hAnsi="Garamond"/>
+          <w:sz w:val="24"/>
+          <w:szCs w:val="24"/>
+        </w:rPr>
+      </w:pPr>
+      <w:r>
+        <w:rPr>
+          <w:rFonts w:ascii="Garamond" w:hAnsi="Garamond"/>
           <w:sz w:val="24"/>
           <w:szCs w:val="24"/>
         </w:rPr>
@@ -967,7 +861,7 @@
       </w:r>
       <w:r>
         <w:rPr>
-          <w:rFonts w:ascii="Georgia" w:hAnsi="Georgia"/>
+          <w:rFonts w:ascii="Garamond" w:hAnsi="Garamond"/>
           <w:spacing w:val="-10"/>
           <w:sz w:val="24"/>
           <w:szCs w:val="24"/>
@@ -976,7 +870,7 @@
       </w:r>
       <w:r>
         <w:rPr>
-          <w:rFonts w:ascii="Georgia" w:hAnsi="Georgia"/>
+          <w:rFonts w:ascii="Garamond" w:hAnsi="Garamond"/>
           <w:sz w:val="24"/>
           <w:szCs w:val="24"/>
         </w:rPr>
@@ -984,7 +878,7 @@
       </w:r>
       <w:r>
         <w:rPr>
-          <w:rFonts w:ascii="Georgia" w:hAnsi="Georgia"/>
+          <w:rFonts w:ascii="Garamond" w:hAnsi="Garamond"/>
           <w:spacing w:val="-5"/>
           <w:sz w:val="24"/>
           <w:szCs w:val="24"/>
@@ -993,7 +887,7 @@
       </w:r>
       <w:r>
         <w:rPr>
-          <w:rFonts w:ascii="Georgia" w:hAnsi="Georgia"/>
+          <w:rFonts w:ascii="Garamond" w:hAnsi="Garamond"/>
           <w:spacing w:val="-5"/>
           <w:sz w:val="24"/>
           <w:szCs w:val="24"/>
@@ -1002,7 +896,7 @@
       </w:r>
       <w:r>
         <w:rPr>
-          <w:rFonts w:ascii="Georgia" w:hAnsi="Georgia"/>
+          <w:rFonts w:ascii="Garamond" w:hAnsi="Garamond"/>
           <w:spacing w:val="-5"/>
           <w:sz w:val="24"/>
           <w:szCs w:val="24"/>
@@ -1011,7 +905,7 @@
       </w:r>
       <w:r>
         <w:rPr>
-          <w:rFonts w:ascii="Georgia" w:hAnsi="Georgia"/>
+          <w:rFonts w:ascii="Garamond" w:hAnsi="Garamond"/>
           <w:sz w:val="24"/>
           <w:szCs w:val="24"/>
         </w:rPr>
@@ -1019,7 +913,7 @@
       </w:r>
       <w:r>
         <w:rPr>
-          <w:rFonts w:ascii="Georgia" w:hAnsi="Georgia"/>
+          <w:rFonts w:ascii="Garamond" w:hAnsi="Garamond"/>
           <w:spacing w:val="-8"/>
           <w:sz w:val="24"/>
           <w:szCs w:val="24"/>
@@ -1028,7 +922,7 @@
       </w:r>
       <w:r>
         <w:rPr>
-          <w:rFonts w:ascii="Georgia" w:hAnsi="Georgia"/>
+          <w:rFonts w:ascii="Garamond" w:hAnsi="Garamond"/>
           <w:sz w:val="24"/>
           <w:szCs w:val="24"/>
         </w:rPr>
@@ -1036,7 +930,7 @@
       </w:r>
       <w:r>
         <w:rPr>
-          <w:rFonts w:ascii="Georgia" w:hAnsi="Georgia"/>
+          <w:rFonts w:ascii="Garamond" w:hAnsi="Garamond"/>
           <w:spacing w:val="-8"/>
           <w:sz w:val="24"/>
           <w:szCs w:val="24"/>
@@ -1048,14 +942,14 @@
       <w:pPr>
         <w:jc w:val="center"/>
         <w:rPr>
-          <w:rFonts w:ascii="Georgia" w:hAnsi="Georgia"/>
-          <w:sz w:val="24"/>
-          <w:szCs w:val="24"/>
-        </w:rPr>
-      </w:pPr>
-      <w:r>
-        <w:rPr>
-          <w:rFonts w:ascii="Georgia" w:hAnsi="Georgia"/>
+          <w:rFonts w:ascii="Garamond" w:hAnsi="Garamond"/>
+          <w:sz w:val="24"/>
+          <w:szCs w:val="24"/>
+        </w:rPr>
+      </w:pPr>
+      <w:r>
+        <w:rPr>
+          <w:rFonts w:ascii="Garamond" w:hAnsi="Garamond"/>
           <w:sz w:val="24"/>
           <w:szCs w:val="24"/>
         </w:rPr>
@@ -1063,7 +957,7 @@
       </w:r>
       <w:r>
         <w:rPr>
-          <w:rFonts w:ascii="Georgia" w:hAnsi="Georgia"/>
+          <w:rFonts w:ascii="Garamond" w:hAnsi="Garamond"/>
           <w:spacing w:val="-5"/>
           <w:sz w:val="24"/>
           <w:szCs w:val="24"/>
@@ -1072,7 +966,7 @@
       </w:r>
       <w:r>
         <w:rPr>
-          <w:rFonts w:ascii="Georgia" w:hAnsi="Georgia"/>
+          <w:rFonts w:ascii="Garamond" w:hAnsi="Garamond"/>
           <w:sz w:val="24"/>
           <w:szCs w:val="24"/>
         </w:rPr>
@@ -1080,7 +974,7 @@
       </w:r>
       <w:r>
         <w:rPr>
-          <w:rFonts w:ascii="Georgia" w:hAnsi="Georgia"/>
+          <w:rFonts w:ascii="Garamond" w:hAnsi="Garamond"/>
           <w:spacing w:val="-5"/>
           <w:sz w:val="24"/>
           <w:szCs w:val="24"/>
@@ -1089,7 +983,7 @@
       </w:r>
       <w:r>
         <w:rPr>
-          <w:rFonts w:ascii="Georgia" w:hAnsi="Georgia"/>
+          <w:rFonts w:ascii="Garamond" w:hAnsi="Garamond"/>
           <w:spacing w:val="-2"/>
           <w:sz w:val="24"/>
           <w:szCs w:val="24"/>
@@ -1101,9 +995,10 @@
       <w:pPr>
         <w:spacing w:before="248"/>
         <w:rPr>
-          <w:rFonts w:ascii="Georgia" w:hAnsi="Georgia"/>
+          <w:rFonts w:ascii="Garamond" w:hAnsi="Garamond"/>
           <w:i/>
-          <w:sz w:val="20"/>
+          <w:sz w:val="24"/>
+          <w:szCs w:val="24"/>
         </w:rPr>
       </w:pPr>
     </w:p>
@@ -1120,7 +1015,7 @@
 </file>
 
 <file path=word/styles.xml><?xml version="1.0" encoding="utf-8"?>
-<w:styles xmlns:mc="http://schemas.openxmlformats.org/markup-compatibility/2006" xmlns:r="http://schemas.openxmlformats.org/officeDocument/2006/relationships" xmlns:w="http://schemas.openxmlformats.org/wordprocessingml/2006/main" xmlns:w14="http://schemas.microsoft.com/office/word/2010/wordml" xmlns:w15="http://schemas.microsoft.com/office/word/2012/wordml" xmlns:w16cex="http://schemas.microsoft.com/office/word/2018/wordml/cex" xmlns:w16cid="http://schemas.microsoft.com/office/word/2016/wordml/cid" xmlns:w16="http://schemas.microsoft.com/office/word/2018/wordml" xmlns:w16sdtdh="http://schemas.microsoft.com/office/word/2020/wordml/sdtdatahash" xmlns:w16se="http://schemas.microsoft.com/office/word/2015/wordml/symex" mc:Ignorable="w14 w15 w16se w16cid w16 w16cex w16sdtdh">
+<w:styles xmlns:mc="http://schemas.openxmlformats.org/markup-compatibility/2006" xmlns:r="http://schemas.openxmlformats.org/officeDocument/2006/relationships" xmlns:w="http://schemas.openxmlformats.org/wordprocessingml/2006/main" xmlns:w14="http://schemas.microsoft.com/office/word/2010/wordml" xmlns:w15="http://schemas.microsoft.com/office/word/2012/wordml" xmlns:w16cex="http://schemas.microsoft.com/office/word/2018/wordml/cex" xmlns:w16cid="http://schemas.microsoft.com/office/word/2016/wordml/cid" xmlns:w16="http://schemas.microsoft.com/office/word/2018/wordml" xmlns:w16du="http://schemas.microsoft.com/office/word/2023/wordml/word16du" xmlns:w16sdtdh="http://schemas.microsoft.com/office/word/2020/wordml/sdtdatahash" xmlns:w16sdtfl="http://schemas.microsoft.com/office/word/2024/wordml/sdtformatlock" xmlns:w16se="http://schemas.microsoft.com/office/word/2015/wordml/symex" mc:Ignorable="w14 w15 w16se w16cid w16 w16cex w16sdtdh w16sdtfl w16du">
   <w:docDefaults>
     <w:rPrDefault>
       <w:rPr>

--- a/Modelos_documentos/oficio_tercero.docx
+++ b/Modelos_documentos/oficio_tercero.docx
@@ -1,6 +1,6 @@
 
 <file path=word/document.xml><?xml version="1.0" encoding="utf-8"?>
-<w:document xmlns:wpc="http://schemas.microsoft.com/office/word/2010/wordprocessingCanvas" xmlns:cx="http://schemas.microsoft.com/office/drawing/2014/chartex" xmlns:cx1="http://schemas.microsoft.com/office/drawing/2015/9/8/chartex" xmlns:cx2="http://schemas.microsoft.com/office/drawing/2015/10/21/chartex" xmlns:cx3="http://schemas.microsoft.com/office/drawing/2016/5/9/chartex" xmlns:cx4="http://schemas.microsoft.com/office/drawing/2016/5/10/chartex" xmlns:cx5="http://schemas.microsoft.com/office/drawing/2016/5/11/chartex" xmlns:cx6="http://schemas.microsoft.com/office/drawing/2016/5/12/chartex" xmlns:cx7="http://schemas.microsoft.com/office/drawing/2016/5/13/chartex" xmlns:cx8="http://schemas.microsoft.com/office/drawing/2016/5/14/chartex" xmlns:mc="http://schemas.openxmlformats.org/markup-compatibility/2006" xmlns:aink="http://schemas.microsoft.com/office/drawing/2016/ink" xmlns:am3d="http://schemas.microsoft.com/office/drawing/2017/model3d" xmlns:o="urn:schemas-microsoft-com:office:office" xmlns:oel="http://schemas.microsoft.com/office/2019/extlst" xmlns:r="http://schemas.openxmlformats.org/officeDocument/2006/relationships" xmlns:m="http://schemas.openxmlformats.org/officeDocument/2006/math" xmlns:v="urn:schemas-microsoft-com:vml" xmlns:wp14="http://schemas.microsoft.com/office/word/2010/wordprocessingDrawing" xmlns:wp="http://schemas.openxmlformats.org/drawingml/2006/wordprocessingDrawing" xmlns:w10="urn:schemas-microsoft-com:office:word" xmlns:w="http://schemas.openxmlformats.org/wordprocessingml/2006/main" xmlns:w14="http://schemas.microsoft.com/office/word/2010/wordml" xmlns:w15="http://schemas.microsoft.com/office/word/2012/wordml" xmlns:w16cex="http://schemas.microsoft.com/office/word/2018/wordml/cex" xmlns:w16cid="http://schemas.microsoft.com/office/word/2016/wordml/cid" xmlns:w16="http://schemas.microsoft.com/office/word/2018/wordml" xmlns:w16du="http://schemas.microsoft.com/office/word/2023/wordml/word16du" xmlns:w16sdtdh="http://schemas.microsoft.com/office/word/2020/wordml/sdtdatahash" xmlns:w16sdtfl="http://schemas.microsoft.com/office/word/2024/wordml/sdtformatlock" xmlns:w16se="http://schemas.microsoft.com/office/word/2015/wordml/symex" xmlns:wpg="http://schemas.microsoft.com/office/word/2010/wordprocessingGroup" xmlns:wpi="http://schemas.microsoft.com/office/word/2010/wordprocessingInk" xmlns:wne="http://schemas.microsoft.com/office/word/2006/wordml" xmlns:wps="http://schemas.microsoft.com/office/word/2010/wordprocessingShape" mc:Ignorable="w14 w15 w16se w16cid w16 w16cex w16sdtdh w16sdtfl w16du wp14">
+<w:document xmlns:wpc="http://schemas.microsoft.com/office/word/2010/wordprocessingCanvas" xmlns:cx="http://schemas.microsoft.com/office/drawing/2014/chartex" xmlns:mc="http://schemas.openxmlformats.org/markup-compatibility/2006" xmlns:o="urn:schemas-microsoft-com:office:office" xmlns:r="http://schemas.openxmlformats.org/officeDocument/2006/relationships" xmlns:m="http://schemas.openxmlformats.org/officeDocument/2006/math" xmlns:v="urn:schemas-microsoft-com:vml" xmlns:wp14="http://schemas.microsoft.com/office/word/2010/wordprocessingDrawing" xmlns:wp="http://schemas.openxmlformats.org/drawingml/2006/wordprocessingDrawing" xmlns:w10="urn:schemas-microsoft-com:office:word" xmlns:w="http://schemas.openxmlformats.org/wordprocessingml/2006/main" xmlns:w14="http://schemas.microsoft.com/office/word/2010/wordml" xmlns:w15="http://schemas.microsoft.com/office/word/2012/wordml" xmlns:w16se="http://schemas.microsoft.com/office/word/2015/wordml/symex" xmlns:wpg="http://schemas.microsoft.com/office/word/2010/wordprocessingGroup" xmlns:wpi="http://schemas.microsoft.com/office/word/2010/wordprocessingInk" xmlns:wne="http://schemas.microsoft.com/office/word/2006/wordml" xmlns:wps="http://schemas.microsoft.com/office/word/2010/wordprocessingShape" mc:Ignorable="w14 w15 w16se wp14">
   <w:body>
     <w:p>
       <w:pPr>
@@ -683,21 +683,85 @@
           <w:rFonts w:ascii="Garamond" w:hAnsi="Garamond" w:cs="Arial"/>
           <w:spacing w:val="1"/>
         </w:rPr>
-        <w:t>Es grato dirigirme a usted, para saludarla cordialmente y, a la vez solicitarle el descripcion, para el Centro de Idiomas de la Facultad de Letras</w:t>
-      </w:r>
+        <w:t xml:space="preserve">Es grato dirigirme a usted, para saludarla cordialmente y, a la vez solicitarle el </w:t>
+      </w:r>
+      <w:proofErr w:type="spellStart"/>
       <w:r>
         <w:rPr>
           <w:rFonts w:ascii="Garamond" w:hAnsi="Garamond" w:cs="Arial"/>
           <w:spacing w:val="1"/>
         </w:rPr>
-        <w:t xml:space="preserve"> y Ciencias Humanas</w:t>
-      </w:r>
+        <w:t>descripcion</w:t>
+      </w:r>
+      <w:proofErr w:type="spellEnd"/>
       <w:r>
         <w:rPr>
           <w:rFonts w:ascii="Garamond" w:hAnsi="Garamond" w:cs="Arial"/>
           <w:spacing w:val="1"/>
         </w:rPr>
-        <w:t>, cuyo monto del servicio es monto_subtotal, monto por hora: categoria, bajo la modalidad híbrida.</w:t>
+        <w:t>, para el Centro de Idiomas de la Facultad de Letras</w:t>
+      </w:r>
+      <w:r>
+        <w:rPr>
+          <w:rFonts w:ascii="Garamond" w:hAnsi="Garamond" w:cs="Arial"/>
+          <w:spacing w:val="1"/>
+        </w:rPr>
+        <w:t xml:space="preserve"> y Ciencias Humanas</w:t>
+      </w:r>
+      <w:r>
+        <w:rPr>
+          <w:rFonts w:ascii="Garamond" w:hAnsi="Garamond" w:cs="Arial"/>
+          <w:spacing w:val="1"/>
+        </w:rPr>
+        <w:t xml:space="preserve">, cuyo monto del servicio es </w:t>
+      </w:r>
+      <w:proofErr w:type="spellStart"/>
+      <w:r>
+        <w:rPr>
+          <w:rFonts w:ascii="Garamond" w:hAnsi="Garamond" w:cs="Arial"/>
+          <w:spacing w:val="1"/>
+        </w:rPr>
+        <w:t>monto_subtotal</w:t>
+      </w:r>
+      <w:proofErr w:type="spellEnd"/>
+      <w:r>
+        <w:rPr>
+          <w:rFonts w:ascii="Garamond" w:hAnsi="Garamond" w:cs="Arial"/>
+          <w:spacing w:val="1"/>
+        </w:rPr>
+        <w:t xml:space="preserve">, monto por hora: </w:t>
+      </w:r>
+      <w:proofErr w:type="spellStart"/>
+      <w:r>
+        <w:rPr>
+          <w:rFonts w:ascii="Garamond" w:hAnsi="Garamond" w:cs="Arial"/>
+          <w:spacing w:val="1"/>
+        </w:rPr>
+        <w:t>categoria</w:t>
+      </w:r>
+      <w:proofErr w:type="spellEnd"/>
+      <w:r>
+        <w:rPr>
+          <w:rFonts w:ascii="Garamond" w:hAnsi="Garamond" w:cs="Arial"/>
+          <w:spacing w:val="1"/>
+        </w:rPr>
+        <w:t xml:space="preserve">, bajo la modalidad </w:t>
+      </w:r>
+      <w:r>
+        <w:rPr>
+          <w:rFonts w:ascii="Garamond" w:hAnsi="Garamond" w:cs="Arial"/>
+          <w:spacing w:val="1"/>
+        </w:rPr>
+        <w:t>modalidad_servicio</w:t>
+      </w:r>
+      <w:bookmarkStart w:id="0" w:name="_GoBack"/>
+      <w:bookmarkEnd w:id="0"/>
+      <w:r>
+        <w:rPr>
+          <w:rFonts w:ascii="Garamond" w:hAnsi="Garamond" w:cs="Arial"/>
+          <w:spacing w:val="1"/>
+        </w:rPr>
+        <w:t>.</w:t>
       </w:r>
     </w:p>
     <w:p>
@@ -1015,7 +1079,7 @@
 </file>
 
 <file path=word/styles.xml><?xml version="1.0" encoding="utf-8"?>
-<w:styles xmlns:mc="http://schemas.openxmlformats.org/markup-compatibility/2006" xmlns:r="http://schemas.openxmlformats.org/officeDocument/2006/relationships" xmlns:w="http://schemas.openxmlformats.org/wordprocessingml/2006/main" xmlns:w14="http://schemas.microsoft.com/office/word/2010/wordml" xmlns:w15="http://schemas.microsoft.com/office/word/2012/wordml" xmlns:w16cex="http://schemas.microsoft.com/office/word/2018/wordml/cex" xmlns:w16cid="http://schemas.microsoft.com/office/word/2016/wordml/cid" xmlns:w16="http://schemas.microsoft.com/office/word/2018/wordml" xmlns:w16du="http://schemas.microsoft.com/office/word/2023/wordml/word16du" xmlns:w16sdtdh="http://schemas.microsoft.com/office/word/2020/wordml/sdtdatahash" xmlns:w16sdtfl="http://schemas.microsoft.com/office/word/2024/wordml/sdtformatlock" xmlns:w16se="http://schemas.microsoft.com/office/word/2015/wordml/symex" mc:Ignorable="w14 w15 w16se w16cid w16 w16cex w16sdtdh w16sdtfl w16du">
+<w:styles xmlns:mc="http://schemas.openxmlformats.org/markup-compatibility/2006" xmlns:r="http://schemas.openxmlformats.org/officeDocument/2006/relationships" xmlns:w="http://schemas.openxmlformats.org/wordprocessingml/2006/main" xmlns:w14="http://schemas.microsoft.com/office/word/2010/wordml" xmlns:w15="http://schemas.microsoft.com/office/word/2012/wordml" xmlns:w16se="http://schemas.microsoft.com/office/word/2015/wordml/symex" mc:Ignorable="w14 w15 w16se">
   <w:docDefaults>
     <w:rPrDefault>
       <w:rPr>
@@ -1033,7 +1097,7 @@
       </w:pPr>
     </w:pPrDefault>
   </w:docDefaults>
-  <w:latentStyles w:defLockedState="0" w:defUIPriority="99" w:defSemiHidden="0" w:defUnhideWhenUsed="0" w:defQFormat="0" w:count="376">
+  <w:latentStyles w:defLockedState="0" w:defUIPriority="99" w:defSemiHidden="0" w:defUnhideWhenUsed="0" w:defQFormat="0" w:count="371">
     <w:lsdException w:name="Normal" w:uiPriority="0" w:qFormat="1"/>
     <w:lsdException w:name="heading 1" w:uiPriority="9" w:qFormat="1"/>
     <w:lsdException w:name="heading 2" w:semiHidden="1" w:uiPriority="9" w:unhideWhenUsed="1" w:qFormat="1"/>
@@ -1405,11 +1469,6 @@
     <w:lsdException w:name="List Table 5 Dark Accent 6" w:uiPriority="50"/>
     <w:lsdException w:name="List Table 6 Colorful Accent 6" w:uiPriority="51"/>
     <w:lsdException w:name="List Table 7 Colorful Accent 6" w:uiPriority="52"/>
-    <w:lsdException w:name="Mention" w:semiHidden="1" w:unhideWhenUsed="1"/>
-    <w:lsdException w:name="Smart Hyperlink" w:semiHidden="1" w:unhideWhenUsed="1"/>
-    <w:lsdException w:name="Hashtag" w:semiHidden="1" w:unhideWhenUsed="1"/>
-    <w:lsdException w:name="Unresolved Mention" w:semiHidden="1" w:unhideWhenUsed="1"/>
-    <w:lsdException w:name="Smart Link" w:semiHidden="1" w:unhideWhenUsed="1"/>
   </w:latentStyles>
   <w:style w:type="paragraph" w:default="1" w:styleId="Normal">
     <w:name w:val="Normal"/>

--- a/Modelos_documentos/oficio_tercero.docx
+++ b/Modelos_documentos/oficio_tercero.docx
@@ -754,8 +754,6 @@
         </w:rPr>
         <w:t>modalidad_servicio</w:t>
       </w:r>
-      <w:bookmarkStart w:id="0" w:name="_GoBack"/>
-      <w:bookmarkEnd w:id="0"/>
       <w:r>
         <w:rPr>
           <w:rFonts w:ascii="Garamond" w:hAnsi="Garamond" w:cs="Arial"/>
@@ -829,230 +827,111 @@
     </w:p>
     <w:p>
       <w:pPr>
-        <w:pStyle w:val="Ttulo1"/>
-        <w:spacing w:before="1"/>
-        <w:ind w:right="0"/>
-        <w:rPr>
-          <w:rFonts w:ascii="Garamond" w:hAnsi="Garamond"/>
-          <w:i w:val="0"/>
-        </w:rPr>
-      </w:pPr>
-      <w:r>
-        <w:rPr>
-          <w:rFonts w:ascii="Garamond" w:hAnsi="Garamond"/>
-          <w:i w:val="0"/>
-        </w:rPr>
-        <w:t>Mg.</w:t>
-      </w:r>
-      <w:r>
-        <w:rPr>
-          <w:rFonts w:ascii="Garamond" w:hAnsi="Garamond"/>
-          <w:i w:val="0"/>
-          <w:spacing w:val="-7"/>
-        </w:rPr>
-        <w:t xml:space="preserve"> </w:t>
-      </w:r>
-      <w:r>
-        <w:rPr>
-          <w:rFonts w:ascii="Garamond" w:hAnsi="Garamond"/>
-          <w:i w:val="0"/>
-        </w:rPr>
-        <w:t>Jacobo</w:t>
-      </w:r>
-      <w:r>
-        <w:rPr>
-          <w:rFonts w:ascii="Garamond" w:hAnsi="Garamond"/>
-          <w:i w:val="0"/>
-          <w:spacing w:val="-4"/>
-        </w:rPr>
-        <w:t xml:space="preserve"> </w:t>
-      </w:r>
-      <w:r>
-        <w:rPr>
-          <w:rFonts w:ascii="Garamond" w:hAnsi="Garamond"/>
-          <w:i w:val="0"/>
-        </w:rPr>
-        <w:t>Virgilio</w:t>
-      </w:r>
-      <w:r>
-        <w:rPr>
-          <w:rFonts w:ascii="Garamond" w:hAnsi="Garamond"/>
-          <w:i w:val="0"/>
+        <w:spacing w:line="276" w:lineRule="auto"/>
+        <w:ind w:right="-2"/>
+        <w:jc w:val="center"/>
+        <w:rPr>
+          <w:rFonts w:ascii="Garamond" w:hAnsi="Garamond"/>
+          <w:b/>
+          <w:sz w:val="24"/>
+        </w:rPr>
+      </w:pPr>
+      <w:r>
+        <w:rPr>
+          <w:rFonts w:ascii="Garamond" w:hAnsi="Garamond"/>
+          <w:b/>
+          <w:sz w:val="24"/>
+        </w:rPr>
+        <w:t>D</w:t>
+      </w:r>
+      <w:bookmarkStart w:id="0" w:name="_GoBack"/>
+      <w:bookmarkEnd w:id="0"/>
+      <w:r>
+        <w:rPr>
+          <w:rFonts w:ascii="Garamond" w:hAnsi="Garamond"/>
+          <w:b/>
+          <w:sz w:val="24"/>
+        </w:rPr>
+        <w:t>r.</w:t>
+      </w:r>
+      <w:r>
+        <w:rPr>
+          <w:rFonts w:ascii="Garamond" w:hAnsi="Garamond"/>
+          <w:b/>
+          <w:spacing w:val="-14"/>
+          <w:sz w:val="24"/>
+        </w:rPr>
+        <w:t xml:space="preserve"> Marcel Martín Velázquez Castro </w:t>
+      </w:r>
+    </w:p>
+    <w:p>
+      <w:pPr>
+        <w:ind w:right="-2"/>
+        <w:jc w:val="center"/>
+        <w:rPr>
+          <w:rFonts w:ascii="Garamond" w:hAnsi="Garamond"/>
           <w:spacing w:val="-2"/>
-        </w:rPr>
-        <w:t xml:space="preserve"> </w:t>
-      </w:r>
-      <w:r>
-        <w:rPr>
-          <w:rFonts w:ascii="Garamond" w:hAnsi="Garamond"/>
-          <w:i w:val="0"/>
-        </w:rPr>
-        <w:t>Alva</w:t>
-      </w:r>
-      <w:r>
-        <w:rPr>
-          <w:rFonts w:ascii="Garamond" w:hAnsi="Garamond"/>
-          <w:i w:val="0"/>
-          <w:spacing w:val="-5"/>
-        </w:rPr>
-        <w:t xml:space="preserve"> </w:t>
-      </w:r>
-      <w:r>
-        <w:rPr>
-          <w:rFonts w:ascii="Garamond" w:hAnsi="Garamond"/>
-          <w:i w:val="0"/>
+          <w:sz w:val="24"/>
+        </w:rPr>
+      </w:pPr>
+      <w:r>
+        <w:rPr>
+          <w:rFonts w:ascii="Garamond" w:hAnsi="Garamond"/>
           <w:spacing w:val="-2"/>
-        </w:rPr>
-        <w:t>Mendo</w:t>
-      </w:r>
-    </w:p>
-    <w:p>
-      <w:pPr>
+          <w:sz w:val="24"/>
+        </w:rPr>
+        <w:t>Director</w:t>
+      </w:r>
+      <w:r>
+        <w:rPr>
+          <w:rFonts w:ascii="Garamond" w:hAnsi="Garamond"/>
+          <w:spacing w:val="5"/>
+          <w:sz w:val="24"/>
+        </w:rPr>
+        <w:t xml:space="preserve"> (e) </w:t>
+      </w:r>
+      <w:r>
+        <w:rPr>
+          <w:rFonts w:ascii="Garamond" w:hAnsi="Garamond"/>
+          <w:spacing w:val="-2"/>
+          <w:sz w:val="24"/>
+        </w:rPr>
+        <w:t>de la Dirección de Gestión</w:t>
+      </w:r>
+      <w:r>
+        <w:rPr>
+          <w:rFonts w:ascii="Garamond" w:hAnsi="Garamond"/>
+          <w:spacing w:val="1"/>
+          <w:sz w:val="24"/>
+        </w:rPr>
+        <w:t xml:space="preserve"> </w:t>
+      </w:r>
+      <w:r>
+        <w:rPr>
+          <w:rFonts w:ascii="Garamond" w:hAnsi="Garamond"/>
+          <w:spacing w:val="-2"/>
+          <w:sz w:val="24"/>
+        </w:rPr>
+        <w:t>Institucional</w:t>
+      </w:r>
+    </w:p>
+    <w:p>
+      <w:pPr>
+        <w:ind w:right="-2"/>
         <w:jc w:val="center"/>
         <w:rPr>
           <w:rFonts w:ascii="Garamond" w:hAnsi="Garamond"/>
-          <w:sz w:val="24"/>
-          <w:szCs w:val="24"/>
-        </w:rPr>
-      </w:pPr>
-      <w:r>
-        <w:rPr>
-          <w:rFonts w:ascii="Garamond" w:hAnsi="Garamond"/>
-          <w:sz w:val="24"/>
-          <w:szCs w:val="24"/>
-        </w:rPr>
-        <w:t>Director</w:t>
-      </w:r>
-      <w:r>
-        <w:rPr>
-          <w:rFonts w:ascii="Garamond" w:hAnsi="Garamond"/>
-          <w:spacing w:val="-10"/>
-          <w:sz w:val="24"/>
-          <w:szCs w:val="24"/>
-        </w:rPr>
-        <w:t xml:space="preserve"> </w:t>
-      </w:r>
-      <w:r>
-        <w:rPr>
-          <w:rFonts w:ascii="Garamond" w:hAnsi="Garamond"/>
-          <w:sz w:val="24"/>
-          <w:szCs w:val="24"/>
-        </w:rPr>
-        <w:t>de</w:t>
-      </w:r>
-      <w:r>
-        <w:rPr>
-          <w:rFonts w:ascii="Garamond" w:hAnsi="Garamond"/>
-          <w:spacing w:val="-5"/>
-          <w:sz w:val="24"/>
-          <w:szCs w:val="24"/>
-        </w:rPr>
-        <w:t xml:space="preserve"> </w:t>
-      </w:r>
-      <w:r>
-        <w:rPr>
-          <w:rFonts w:ascii="Garamond" w:hAnsi="Garamond"/>
-          <w:spacing w:val="-5"/>
-          <w:sz w:val="24"/>
-          <w:szCs w:val="24"/>
-        </w:rPr>
-        <w:t xml:space="preserve">la </w:t>
-      </w:r>
-      <w:r>
-        <w:rPr>
-          <w:rFonts w:ascii="Garamond" w:hAnsi="Garamond"/>
-          <w:spacing w:val="-5"/>
-          <w:sz w:val="24"/>
-          <w:szCs w:val="24"/>
-        </w:rPr>
-        <w:t xml:space="preserve">Dirección de </w:t>
-      </w:r>
-      <w:r>
-        <w:rPr>
-          <w:rFonts w:ascii="Garamond" w:hAnsi="Garamond"/>
-          <w:sz w:val="24"/>
-          <w:szCs w:val="24"/>
-        </w:rPr>
-        <w:t>Gestión</w:t>
-      </w:r>
-      <w:r>
-        <w:rPr>
-          <w:rFonts w:ascii="Garamond" w:hAnsi="Garamond"/>
-          <w:spacing w:val="-8"/>
-          <w:sz w:val="24"/>
-          <w:szCs w:val="24"/>
-        </w:rPr>
-        <w:t xml:space="preserve"> </w:t>
-      </w:r>
-      <w:r>
-        <w:rPr>
-          <w:rFonts w:ascii="Garamond" w:hAnsi="Garamond"/>
-          <w:sz w:val="24"/>
-          <w:szCs w:val="24"/>
-        </w:rPr>
-        <w:t>Institucional</w:t>
-      </w:r>
-      <w:r>
-        <w:rPr>
-          <w:rFonts w:ascii="Garamond" w:hAnsi="Garamond"/>
-          <w:spacing w:val="-8"/>
-          <w:sz w:val="24"/>
-          <w:szCs w:val="24"/>
-        </w:rPr>
-        <w:t xml:space="preserve"> </w:t>
-      </w:r>
-    </w:p>
-    <w:p>
-      <w:pPr>
-        <w:jc w:val="center"/>
-        <w:rPr>
-          <w:rFonts w:ascii="Garamond" w:hAnsi="Garamond"/>
-          <w:sz w:val="24"/>
-          <w:szCs w:val="24"/>
-        </w:rPr>
-      </w:pPr>
-      <w:r>
-        <w:rPr>
-          <w:rFonts w:ascii="Garamond" w:hAnsi="Garamond"/>
-          <w:sz w:val="24"/>
-          <w:szCs w:val="24"/>
-        </w:rPr>
-        <w:t>Centro</w:t>
-      </w:r>
-      <w:r>
-        <w:rPr>
-          <w:rFonts w:ascii="Garamond" w:hAnsi="Garamond"/>
-          <w:spacing w:val="-5"/>
-          <w:sz w:val="24"/>
-          <w:szCs w:val="24"/>
-        </w:rPr>
-        <w:t xml:space="preserve"> </w:t>
-      </w:r>
-      <w:r>
-        <w:rPr>
-          <w:rFonts w:ascii="Garamond" w:hAnsi="Garamond"/>
-          <w:sz w:val="24"/>
-          <w:szCs w:val="24"/>
-        </w:rPr>
-        <w:t>de</w:t>
-      </w:r>
-      <w:r>
-        <w:rPr>
-          <w:rFonts w:ascii="Garamond" w:hAnsi="Garamond"/>
-          <w:spacing w:val="-5"/>
-          <w:sz w:val="24"/>
-          <w:szCs w:val="24"/>
-        </w:rPr>
-        <w:t xml:space="preserve"> </w:t>
-      </w:r>
-      <w:r>
-        <w:rPr>
-          <w:rFonts w:ascii="Garamond" w:hAnsi="Garamond"/>
           <w:spacing w:val="-2"/>
           <w:sz w:val="24"/>
-          <w:szCs w:val="24"/>
-        </w:rPr>
-        <w:t>Idiomas de la UNMSM</w:t>
+        </w:rPr>
+      </w:pPr>
+      <w:r>
+        <w:rPr>
+          <w:rFonts w:ascii="Garamond" w:hAnsi="Garamond"/>
+          <w:spacing w:val="-2"/>
+          <w:sz w:val="24"/>
+        </w:rPr>
+        <w:t>Centro de Idiomas de la UNMSM</w:t>
       </w:r>
     </w:p>
     <w:p>

--- a/Modelos_documentos/oficio_tercero.docx
+++ b/Modelos_documentos/oficio_tercero.docx
@@ -827,123 +827,100 @@
     </w:p>
     <w:p>
       <w:pPr>
+        <w:pStyle w:val="Textoindependiente"/>
         <w:spacing w:line="276" w:lineRule="auto"/>
-        <w:ind w:right="-2"/>
         <w:jc w:val="center"/>
         <w:rPr>
           <w:rFonts w:ascii="Garamond" w:hAnsi="Garamond"/>
           <w:b/>
-          <w:sz w:val="24"/>
-        </w:rPr>
-      </w:pPr>
-      <w:r>
-        <w:rPr>
-          <w:rFonts w:ascii="Garamond" w:hAnsi="Garamond"/>
-          <w:b/>
-          <w:sz w:val="24"/>
-        </w:rPr>
-        <w:t>D</w:t>
-      </w:r>
+          <w:szCs w:val="22"/>
+        </w:rPr>
+      </w:pPr>
+      <w:r>
+        <w:rPr>
+          <w:rFonts w:ascii="Garamond" w:hAnsi="Garamond"/>
+          <w:b/>
+          <w:szCs w:val="22"/>
+        </w:rPr>
+        <w:t xml:space="preserve">Dr. </w:t>
+      </w:r>
+      <w:proofErr w:type="spellStart"/>
+      <w:r>
+        <w:rPr>
+          <w:rFonts w:ascii="Garamond" w:hAnsi="Garamond"/>
+          <w:b/>
+          <w:szCs w:val="22"/>
+        </w:rPr>
+        <w:t>Giullaume</w:t>
+      </w:r>
+      <w:proofErr w:type="spellEnd"/>
+      <w:r>
+        <w:rPr>
+          <w:rFonts w:ascii="Garamond" w:hAnsi="Garamond"/>
+          <w:b/>
+          <w:szCs w:val="22"/>
+        </w:rPr>
+        <w:t xml:space="preserve"> </w:t>
+      </w:r>
+      <w:proofErr w:type="spellStart"/>
+      <w:r>
+        <w:rPr>
+          <w:rFonts w:ascii="Garamond" w:hAnsi="Garamond"/>
+          <w:b/>
+          <w:szCs w:val="22"/>
+        </w:rPr>
+        <w:t>Oisel</w:t>
+      </w:r>
+      <w:proofErr w:type="spellEnd"/>
+    </w:p>
+    <w:p>
+      <w:pPr>
+        <w:pStyle w:val="Textoindependiente"/>
+        <w:spacing w:line="276" w:lineRule="auto"/>
+        <w:jc w:val="center"/>
+        <w:rPr>
+          <w:rFonts w:ascii="Garamond" w:hAnsi="Garamond"/>
+          <w:szCs w:val="22"/>
+        </w:rPr>
+      </w:pPr>
+      <w:r>
+        <w:rPr>
+          <w:rFonts w:ascii="Garamond" w:hAnsi="Garamond"/>
+          <w:szCs w:val="22"/>
+        </w:rPr>
+        <w:t>Director de la Dirección Académica</w:t>
+      </w:r>
+    </w:p>
+    <w:p>
+      <w:pPr>
+        <w:pStyle w:val="Textoindependiente"/>
+        <w:spacing w:line="276" w:lineRule="auto"/>
+        <w:jc w:val="center"/>
+        <w:rPr>
+          <w:rFonts w:ascii="Garamond" w:hAnsi="Garamond"/>
+          <w:szCs w:val="22"/>
+        </w:rPr>
+      </w:pPr>
+      <w:r>
+        <w:rPr>
+          <w:rFonts w:ascii="Garamond" w:hAnsi="Garamond"/>
+          <w:szCs w:val="22"/>
+        </w:rPr>
+        <w:t>Centro de Idiomas de la UNMSM</w:t>
+      </w:r>
+    </w:p>
+    <w:p>
+      <w:pPr>
+        <w:spacing w:before="248"/>
+        <w:rPr>
+          <w:rFonts w:ascii="Garamond" w:hAnsi="Garamond"/>
+          <w:i/>
+          <w:sz w:val="24"/>
+          <w:szCs w:val="24"/>
+        </w:rPr>
+      </w:pPr>
       <w:bookmarkStart w:id="0" w:name="_GoBack"/>
       <w:bookmarkEnd w:id="0"/>
-      <w:r>
-        <w:rPr>
-          <w:rFonts w:ascii="Garamond" w:hAnsi="Garamond"/>
-          <w:b/>
-          <w:sz w:val="24"/>
-        </w:rPr>
-        <w:t>r.</w:t>
-      </w:r>
-      <w:r>
-        <w:rPr>
-          <w:rFonts w:ascii="Garamond" w:hAnsi="Garamond"/>
-          <w:b/>
-          <w:spacing w:val="-14"/>
-          <w:sz w:val="24"/>
-        </w:rPr>
-        <w:t xml:space="preserve"> Marcel Martín Velázquez Castro </w:t>
-      </w:r>
-    </w:p>
-    <w:p>
-      <w:pPr>
-        <w:ind w:right="-2"/>
-        <w:jc w:val="center"/>
-        <w:rPr>
-          <w:rFonts w:ascii="Garamond" w:hAnsi="Garamond"/>
-          <w:spacing w:val="-2"/>
-          <w:sz w:val="24"/>
-        </w:rPr>
-      </w:pPr>
-      <w:r>
-        <w:rPr>
-          <w:rFonts w:ascii="Garamond" w:hAnsi="Garamond"/>
-          <w:spacing w:val="-2"/>
-          <w:sz w:val="24"/>
-        </w:rPr>
-        <w:t>Director</w:t>
-      </w:r>
-      <w:r>
-        <w:rPr>
-          <w:rFonts w:ascii="Garamond" w:hAnsi="Garamond"/>
-          <w:spacing w:val="5"/>
-          <w:sz w:val="24"/>
-        </w:rPr>
-        <w:t xml:space="preserve"> (e) </w:t>
-      </w:r>
-      <w:r>
-        <w:rPr>
-          <w:rFonts w:ascii="Garamond" w:hAnsi="Garamond"/>
-          <w:spacing w:val="-2"/>
-          <w:sz w:val="24"/>
-        </w:rPr>
-        <w:t>de la Dirección de Gestión</w:t>
-      </w:r>
-      <w:r>
-        <w:rPr>
-          <w:rFonts w:ascii="Garamond" w:hAnsi="Garamond"/>
-          <w:spacing w:val="1"/>
-          <w:sz w:val="24"/>
-        </w:rPr>
-        <w:t xml:space="preserve"> </w:t>
-      </w:r>
-      <w:r>
-        <w:rPr>
-          <w:rFonts w:ascii="Garamond" w:hAnsi="Garamond"/>
-          <w:spacing w:val="-2"/>
-          <w:sz w:val="24"/>
-        </w:rPr>
-        <w:t>Institucional</w:t>
-      </w:r>
-    </w:p>
-    <w:p>
-      <w:pPr>
-        <w:ind w:right="-2"/>
-        <w:jc w:val="center"/>
-        <w:rPr>
-          <w:rFonts w:ascii="Garamond" w:hAnsi="Garamond"/>
-          <w:spacing w:val="-2"/>
-          <w:sz w:val="24"/>
-        </w:rPr>
-      </w:pPr>
-      <w:r>
-        <w:rPr>
-          <w:rFonts w:ascii="Garamond" w:hAnsi="Garamond"/>
-          <w:spacing w:val="-2"/>
-          <w:sz w:val="24"/>
-        </w:rPr>
-        <w:t>Centro de Idiomas de la UNMSM</w:t>
-      </w:r>
-    </w:p>
-    <w:p>
-      <w:pPr>
-        <w:spacing w:before="248"/>
-        <w:rPr>
-          <w:rFonts w:ascii="Garamond" w:hAnsi="Garamond"/>
-          <w:i/>
-          <w:sz w:val="24"/>
-          <w:szCs w:val="24"/>
-        </w:rPr>
-      </w:pPr>
     </w:p>
     <w:sectPr>
       <w:type w:val="continuous"/>

--- a/Modelos_documentos/oficio_tercero.docx
+++ b/Modelos_documentos/oficio_tercero.docx
@@ -842,7 +842,7 @@
           <w:b/>
           <w:szCs w:val="22"/>
         </w:rPr>
-        <w:t xml:space="preserve">Dr. </w:t>
+        <w:t xml:space="preserve">Dr. Guillaume </w:t>
       </w:r>
       <w:proofErr w:type="spellStart"/>
       <w:r>
@@ -851,7 +851,25 @@
           <w:b/>
           <w:szCs w:val="22"/>
         </w:rPr>
-        <w:t>Giullaume</w:t>
+        <w:t>Yannick</w:t>
+      </w:r>
+      <w:proofErr w:type="spellEnd"/>
+      <w:r>
+        <w:rPr>
+          <w:rFonts w:ascii="Garamond" w:hAnsi="Garamond"/>
+          <w:b/>
+          <w:szCs w:val="22"/>
+        </w:rPr>
+        <w:t xml:space="preserve"> </w:t>
+      </w:r>
+      <w:proofErr w:type="spellStart"/>
+      <w:r>
+        <w:rPr>
+          <w:rFonts w:ascii="Garamond" w:hAnsi="Garamond"/>
+          <w:b/>
+          <w:szCs w:val="22"/>
+        </w:rPr>
+        <w:t>Serge</w:t>
       </w:r>
       <w:proofErr w:type="spellEnd"/>
       <w:r>

--- a/Modelos_documentos/oficio_tercero.docx
+++ b/Modelos_documentos/oficio_tercero.docx
@@ -1,6 +1,6 @@
 
 <file path=word/document.xml><?xml version="1.0" encoding="utf-8"?>
-<w:document xmlns:wpc="http://schemas.microsoft.com/office/word/2010/wordprocessingCanvas" xmlns:cx="http://schemas.microsoft.com/office/drawing/2014/chartex" xmlns:mc="http://schemas.openxmlformats.org/markup-compatibility/2006" xmlns:o="urn:schemas-microsoft-com:office:office" xmlns:r="http://schemas.openxmlformats.org/officeDocument/2006/relationships" xmlns:m="http://schemas.openxmlformats.org/officeDocument/2006/math" xmlns:v="urn:schemas-microsoft-com:vml" xmlns:wp14="http://schemas.microsoft.com/office/word/2010/wordprocessingDrawing" xmlns:wp="http://schemas.openxmlformats.org/drawingml/2006/wordprocessingDrawing" xmlns:w10="urn:schemas-microsoft-com:office:word" xmlns:w="http://schemas.openxmlformats.org/wordprocessingml/2006/main" xmlns:w14="http://schemas.microsoft.com/office/word/2010/wordml" xmlns:w15="http://schemas.microsoft.com/office/word/2012/wordml" xmlns:w16se="http://schemas.microsoft.com/office/word/2015/wordml/symex" xmlns:wpg="http://schemas.microsoft.com/office/word/2010/wordprocessingGroup" xmlns:wpi="http://schemas.microsoft.com/office/word/2010/wordprocessingInk" xmlns:wne="http://schemas.microsoft.com/office/word/2006/wordml" xmlns:wps="http://schemas.microsoft.com/office/word/2010/wordprocessingShape" mc:Ignorable="w14 w15 w16se wp14">
+<w:document xmlns:wpc="http://schemas.microsoft.com/office/word/2010/wordprocessingCanvas" xmlns:cx="http://schemas.microsoft.com/office/drawing/2014/chartex" xmlns:cx1="http://schemas.microsoft.com/office/drawing/2015/9/8/chartex" xmlns:cx2="http://schemas.microsoft.com/office/drawing/2015/10/21/chartex" xmlns:cx3="http://schemas.microsoft.com/office/drawing/2016/5/9/chartex" xmlns:cx4="http://schemas.microsoft.com/office/drawing/2016/5/10/chartex" xmlns:cx5="http://schemas.microsoft.com/office/drawing/2016/5/11/chartex" xmlns:cx6="http://schemas.microsoft.com/office/drawing/2016/5/12/chartex" xmlns:cx7="http://schemas.microsoft.com/office/drawing/2016/5/13/chartex" xmlns:cx8="http://schemas.microsoft.com/office/drawing/2016/5/14/chartex" xmlns:mc="http://schemas.openxmlformats.org/markup-compatibility/2006" xmlns:aink="http://schemas.microsoft.com/office/drawing/2016/ink" xmlns:am3d="http://schemas.microsoft.com/office/drawing/2017/model3d" xmlns:o="urn:schemas-microsoft-com:office:office" xmlns:oel="http://schemas.microsoft.com/office/2019/extlst" xmlns:r="http://schemas.openxmlformats.org/officeDocument/2006/relationships" xmlns:m="http://schemas.openxmlformats.org/officeDocument/2006/math" xmlns:v="urn:schemas-microsoft-com:vml" xmlns:wp14="http://schemas.microsoft.com/office/word/2010/wordprocessingDrawing" xmlns:wp="http://schemas.openxmlformats.org/drawingml/2006/wordprocessingDrawing" xmlns:w10="urn:schemas-microsoft-com:office:word" xmlns:w="http://schemas.openxmlformats.org/wordprocessingml/2006/main" xmlns:w14="http://schemas.microsoft.com/office/word/2010/wordml" xmlns:w15="http://schemas.microsoft.com/office/word/2012/wordml" xmlns:w16cex="http://schemas.microsoft.com/office/word/2018/wordml/cex" xmlns:w16cid="http://schemas.microsoft.com/office/word/2016/wordml/cid" xmlns:w16="http://schemas.microsoft.com/office/word/2018/wordml" xmlns:w16du="http://schemas.microsoft.com/office/word/2023/wordml/word16du" xmlns:w16sdtdh="http://schemas.microsoft.com/office/word/2020/wordml/sdtdatahash" xmlns:w16sdtfl="http://schemas.microsoft.com/office/word/2024/wordml/sdtformatlock" xmlns:w16se="http://schemas.microsoft.com/office/word/2015/wordml/symex" xmlns:wpg="http://schemas.microsoft.com/office/word/2010/wordprocessingGroup" xmlns:wpi="http://schemas.microsoft.com/office/word/2010/wordprocessingInk" xmlns:wne="http://schemas.microsoft.com/office/word/2006/wordml" xmlns:wps="http://schemas.microsoft.com/office/word/2010/wordprocessingShape" mc:Ignorable="w14 w15 w16se w16cid w16 w16cex w16sdtdh w16sdtfl w16du wp14">
   <w:body>
     <w:p>
       <w:pPr>
@@ -683,69 +683,21 @@
           <w:rFonts w:ascii="Garamond" w:hAnsi="Garamond" w:cs="Arial"/>
           <w:spacing w:val="1"/>
         </w:rPr>
-        <w:t xml:space="preserve">Es grato dirigirme a usted, para saludarla cordialmente y, a la vez solicitarle el </w:t>
-      </w:r>
-      <w:proofErr w:type="spellStart"/>
+        <w:t>Es grato dirigirme a usted, para saludarla cordialmente y, a la vez solicitarle el descripcion, para el Centro de Idiomas de la Facultad de Letras</w:t>
+      </w:r>
       <w:r>
         <w:rPr>
           <w:rFonts w:ascii="Garamond" w:hAnsi="Garamond" w:cs="Arial"/>
           <w:spacing w:val="1"/>
         </w:rPr>
-        <w:t>descripcion</w:t>
-      </w:r>
-      <w:proofErr w:type="spellEnd"/>
+        <w:t xml:space="preserve"> y Ciencias Humanas</w:t>
+      </w:r>
       <w:r>
         <w:rPr>
           <w:rFonts w:ascii="Garamond" w:hAnsi="Garamond" w:cs="Arial"/>
           <w:spacing w:val="1"/>
         </w:rPr>
-        <w:t>, para el Centro de Idiomas de la Facultad de Letras</w:t>
-      </w:r>
-      <w:r>
-        <w:rPr>
-          <w:rFonts w:ascii="Garamond" w:hAnsi="Garamond" w:cs="Arial"/>
-          <w:spacing w:val="1"/>
-        </w:rPr>
-        <w:t xml:space="preserve"> y Ciencias Humanas</w:t>
-      </w:r>
-      <w:r>
-        <w:rPr>
-          <w:rFonts w:ascii="Garamond" w:hAnsi="Garamond" w:cs="Arial"/>
-          <w:spacing w:val="1"/>
-        </w:rPr>
-        <w:t xml:space="preserve">, cuyo monto del servicio es </w:t>
-      </w:r>
-      <w:proofErr w:type="spellStart"/>
-      <w:r>
-        <w:rPr>
-          <w:rFonts w:ascii="Garamond" w:hAnsi="Garamond" w:cs="Arial"/>
-          <w:spacing w:val="1"/>
-        </w:rPr>
-        <w:t>monto_subtotal</w:t>
-      </w:r>
-      <w:proofErr w:type="spellEnd"/>
-      <w:r>
-        <w:rPr>
-          <w:rFonts w:ascii="Garamond" w:hAnsi="Garamond" w:cs="Arial"/>
-          <w:spacing w:val="1"/>
-        </w:rPr>
-        <w:t xml:space="preserve">, monto por hora: </w:t>
-      </w:r>
-      <w:proofErr w:type="spellStart"/>
-      <w:r>
-        <w:rPr>
-          <w:rFonts w:ascii="Garamond" w:hAnsi="Garamond" w:cs="Arial"/>
-          <w:spacing w:val="1"/>
-        </w:rPr>
-        <w:t>categoria</w:t>
-      </w:r>
-      <w:proofErr w:type="spellEnd"/>
-      <w:r>
-        <w:rPr>
-          <w:rFonts w:ascii="Garamond" w:hAnsi="Garamond" w:cs="Arial"/>
-          <w:spacing w:val="1"/>
-        </w:rPr>
-        <w:t xml:space="preserve">, bajo la modalidad </w:t>
+        <w:t xml:space="preserve">, cuyo monto del servicio es monto_subtotal, monto por hora: categoria, bajo la modalidad </w:t>
       </w:r>
       <w:r>
         <w:rPr>
@@ -842,54 +794,8 @@
           <w:b/>
           <w:szCs w:val="22"/>
         </w:rPr>
-        <w:t xml:space="preserve">Dr. Guillaume </w:t>
-      </w:r>
-      <w:proofErr w:type="spellStart"/>
-      <w:r>
-        <w:rPr>
-          <w:rFonts w:ascii="Garamond" w:hAnsi="Garamond"/>
-          <w:b/>
-          <w:szCs w:val="22"/>
-        </w:rPr>
-        <w:t>Yannick</w:t>
-      </w:r>
-      <w:proofErr w:type="spellEnd"/>
-      <w:r>
-        <w:rPr>
-          <w:rFonts w:ascii="Garamond" w:hAnsi="Garamond"/>
-          <w:b/>
-          <w:szCs w:val="22"/>
-        </w:rPr>
-        <w:t xml:space="preserve"> </w:t>
-      </w:r>
-      <w:proofErr w:type="spellStart"/>
-      <w:r>
-        <w:rPr>
-          <w:rFonts w:ascii="Garamond" w:hAnsi="Garamond"/>
-          <w:b/>
-          <w:szCs w:val="22"/>
-        </w:rPr>
-        <w:t>Serge</w:t>
-      </w:r>
-      <w:proofErr w:type="spellEnd"/>
-      <w:r>
-        <w:rPr>
-          <w:rFonts w:ascii="Garamond" w:hAnsi="Garamond"/>
-          <w:b/>
-          <w:szCs w:val="22"/>
-        </w:rPr>
-        <w:t xml:space="preserve"> </w:t>
-      </w:r>
-      <w:proofErr w:type="spellStart"/>
-      <w:r>
-        <w:rPr>
-          <w:rFonts w:ascii="Garamond" w:hAnsi="Garamond"/>
-          <w:b/>
-          <w:szCs w:val="22"/>
-        </w:rPr>
-        <w:t>Oisel</w:t>
-      </w:r>
-      <w:proofErr w:type="spellEnd"/>
+        <w:t>nombre_director</w:t>
+      </w:r>
     </w:p>
     <w:p>
       <w:pPr>
@@ -906,7 +812,7 @@
           <w:rFonts w:ascii="Garamond" w:hAnsi="Garamond"/>
           <w:szCs w:val="22"/>
         </w:rPr>
-        <w:t>Director de la Dirección Académica</w:t>
+        <w:t>cargo_director</w:t>
       </w:r>
     </w:p>
     <w:p>
@@ -937,8 +843,6 @@
           <w:szCs w:val="24"/>
         </w:rPr>
       </w:pPr>
-      <w:bookmarkStart w:id="0" w:name="_GoBack"/>
-      <w:bookmarkEnd w:id="0"/>
     </w:p>
     <w:sectPr>
       <w:type w:val="continuous"/>
@@ -953,7 +857,7 @@
 </file>
 
 <file path=word/styles.xml><?xml version="1.0" encoding="utf-8"?>
-<w:styles xmlns:mc="http://schemas.openxmlformats.org/markup-compatibility/2006" xmlns:r="http://schemas.openxmlformats.org/officeDocument/2006/relationships" xmlns:w="http://schemas.openxmlformats.org/wordprocessingml/2006/main" xmlns:w14="http://schemas.microsoft.com/office/word/2010/wordml" xmlns:w15="http://schemas.microsoft.com/office/word/2012/wordml" xmlns:w16se="http://schemas.microsoft.com/office/word/2015/wordml/symex" mc:Ignorable="w14 w15 w16se">
+<w:styles xmlns:mc="http://schemas.openxmlformats.org/markup-compatibility/2006" xmlns:r="http://schemas.openxmlformats.org/officeDocument/2006/relationships" xmlns:w="http://schemas.openxmlformats.org/wordprocessingml/2006/main" xmlns:w14="http://schemas.microsoft.com/office/word/2010/wordml" xmlns:w15="http://schemas.microsoft.com/office/word/2012/wordml" xmlns:w16cex="http://schemas.microsoft.com/office/word/2018/wordml/cex" xmlns:w16cid="http://schemas.microsoft.com/office/word/2016/wordml/cid" xmlns:w16="http://schemas.microsoft.com/office/word/2018/wordml" xmlns:w16du="http://schemas.microsoft.com/office/word/2023/wordml/word16du" xmlns:w16sdtdh="http://schemas.microsoft.com/office/word/2020/wordml/sdtdatahash" xmlns:w16sdtfl="http://schemas.microsoft.com/office/word/2024/wordml/sdtformatlock" xmlns:w16se="http://schemas.microsoft.com/office/word/2015/wordml/symex" mc:Ignorable="w14 w15 w16se w16cid w16 w16cex w16sdtdh w16sdtfl w16du">
   <w:docDefaults>
     <w:rPrDefault>
       <w:rPr>
@@ -971,7 +875,7 @@
       </w:pPr>
     </w:pPrDefault>
   </w:docDefaults>
-  <w:latentStyles w:defLockedState="0" w:defUIPriority="99" w:defSemiHidden="0" w:defUnhideWhenUsed="0" w:defQFormat="0" w:count="371">
+  <w:latentStyles w:defLockedState="0" w:defUIPriority="99" w:defSemiHidden="0" w:defUnhideWhenUsed="0" w:defQFormat="0" w:count="376">
     <w:lsdException w:name="Normal" w:uiPriority="0" w:qFormat="1"/>
     <w:lsdException w:name="heading 1" w:uiPriority="9" w:qFormat="1"/>
     <w:lsdException w:name="heading 2" w:semiHidden="1" w:uiPriority="9" w:unhideWhenUsed="1" w:qFormat="1"/>
@@ -1343,6 +1247,11 @@
     <w:lsdException w:name="List Table 5 Dark Accent 6" w:uiPriority="50"/>
     <w:lsdException w:name="List Table 6 Colorful Accent 6" w:uiPriority="51"/>
     <w:lsdException w:name="List Table 7 Colorful Accent 6" w:uiPriority="52"/>
+    <w:lsdException w:name="Mention" w:semiHidden="1" w:unhideWhenUsed="1"/>
+    <w:lsdException w:name="Smart Hyperlink" w:semiHidden="1" w:unhideWhenUsed="1"/>
+    <w:lsdException w:name="Hashtag" w:semiHidden="1" w:unhideWhenUsed="1"/>
+    <w:lsdException w:name="Unresolved Mention" w:semiHidden="1" w:unhideWhenUsed="1"/>
+    <w:lsdException w:name="Smart Link" w:semiHidden="1" w:unhideWhenUsed="1"/>
   </w:latentStyles>
   <w:style w:type="paragraph" w:default="1" w:styleId="Normal">
     <w:name w:val="Normal"/>

--- a/Modelos_documentos/oficio_tercero.docx
+++ b/Modelos_documentos/oficio_tercero.docx
@@ -1,6 +1,6 @@
 
 <file path=word/document.xml><?xml version="1.0" encoding="utf-8"?>
-<w:document xmlns:wpc="http://schemas.microsoft.com/office/word/2010/wordprocessingCanvas" xmlns:cx="http://schemas.microsoft.com/office/drawing/2014/chartex" xmlns:cx1="http://schemas.microsoft.com/office/drawing/2015/9/8/chartex" xmlns:cx2="http://schemas.microsoft.com/office/drawing/2015/10/21/chartex" xmlns:cx3="http://schemas.microsoft.com/office/drawing/2016/5/9/chartex" xmlns:cx4="http://schemas.microsoft.com/office/drawing/2016/5/10/chartex" xmlns:cx5="http://schemas.microsoft.com/office/drawing/2016/5/11/chartex" xmlns:cx6="http://schemas.microsoft.com/office/drawing/2016/5/12/chartex" xmlns:cx7="http://schemas.microsoft.com/office/drawing/2016/5/13/chartex" xmlns:cx8="http://schemas.microsoft.com/office/drawing/2016/5/14/chartex" xmlns:mc="http://schemas.openxmlformats.org/markup-compatibility/2006" xmlns:aink="http://schemas.microsoft.com/office/drawing/2016/ink" xmlns:am3d="http://schemas.microsoft.com/office/drawing/2017/model3d" xmlns:o="urn:schemas-microsoft-com:office:office" xmlns:oel="http://schemas.microsoft.com/office/2019/extlst" xmlns:r="http://schemas.openxmlformats.org/officeDocument/2006/relationships" xmlns:m="http://schemas.openxmlformats.org/officeDocument/2006/math" xmlns:v="urn:schemas-microsoft-com:vml" xmlns:wp14="http://schemas.microsoft.com/office/word/2010/wordprocessingDrawing" xmlns:wp="http://schemas.openxmlformats.org/drawingml/2006/wordprocessingDrawing" xmlns:w10="urn:schemas-microsoft-com:office:word" xmlns:w="http://schemas.openxmlformats.org/wordprocessingml/2006/main" xmlns:w14="http://schemas.microsoft.com/office/word/2010/wordml" xmlns:w15="http://schemas.microsoft.com/office/word/2012/wordml" xmlns:w16cex="http://schemas.microsoft.com/office/word/2018/wordml/cex" xmlns:w16cid="http://schemas.microsoft.com/office/word/2016/wordml/cid" xmlns:w16="http://schemas.microsoft.com/office/word/2018/wordml" xmlns:w16du="http://schemas.microsoft.com/office/word/2023/wordml/word16du" xmlns:w16sdtdh="http://schemas.microsoft.com/office/word/2020/wordml/sdtdatahash" xmlns:w16sdtfl="http://schemas.microsoft.com/office/word/2024/wordml/sdtformatlock" xmlns:w16se="http://schemas.microsoft.com/office/word/2015/wordml/symex" xmlns:wpg="http://schemas.microsoft.com/office/word/2010/wordprocessingGroup" xmlns:wpi="http://schemas.microsoft.com/office/word/2010/wordprocessingInk" xmlns:wne="http://schemas.microsoft.com/office/word/2006/wordml" xmlns:wps="http://schemas.microsoft.com/office/word/2010/wordprocessingShape" mc:Ignorable="w14 w15 w16se w16cid w16 w16cex w16sdtdh w16sdtfl w16du wp14">
+<w:document xmlns:wpc="http://schemas.microsoft.com/office/word/2010/wordprocessingCanvas" xmlns:cx="http://schemas.microsoft.com/office/drawing/2014/chartex" xmlns:mc="http://schemas.openxmlformats.org/markup-compatibility/2006" xmlns:o="urn:schemas-microsoft-com:office:office" xmlns:r="http://schemas.openxmlformats.org/officeDocument/2006/relationships" xmlns:m="http://schemas.openxmlformats.org/officeDocument/2006/math" xmlns:v="urn:schemas-microsoft-com:vml" xmlns:wp14="http://schemas.microsoft.com/office/word/2010/wordprocessingDrawing" xmlns:wp="http://schemas.openxmlformats.org/drawingml/2006/wordprocessingDrawing" xmlns:w10="urn:schemas-microsoft-com:office:word" xmlns:w="http://schemas.openxmlformats.org/wordprocessingml/2006/main" xmlns:w14="http://schemas.microsoft.com/office/word/2010/wordml" xmlns:w15="http://schemas.microsoft.com/office/word/2012/wordml" xmlns:w16se="http://schemas.microsoft.com/office/word/2015/wordml/symex" xmlns:wpg="http://schemas.microsoft.com/office/word/2010/wordprocessingGroup" xmlns:wpi="http://schemas.microsoft.com/office/word/2010/wordprocessingInk" xmlns:wne="http://schemas.microsoft.com/office/word/2006/wordml" xmlns:wps="http://schemas.microsoft.com/office/word/2010/wordprocessingShape" mc:Ignorable="w14 w15 w16se wp14">
   <w:body>
     <w:p>
       <w:pPr>
@@ -683,29 +683,79 @@
           <w:rFonts w:ascii="Garamond" w:hAnsi="Garamond" w:cs="Arial"/>
           <w:spacing w:val="1"/>
         </w:rPr>
-        <w:t>Es grato dirigirme a usted, para saludarla cordialmente y, a la vez solicitarle el descripcion, para el Centro de Idiomas de la Facultad de Letras</w:t>
-      </w:r>
+        <w:t xml:space="preserve">Es grato dirigirme a usted, para saludarla cordialmente y, a la vez solicitarle el </w:t>
+      </w:r>
+      <w:proofErr w:type="spellStart"/>
       <w:r>
         <w:rPr>
           <w:rFonts w:ascii="Garamond" w:hAnsi="Garamond" w:cs="Arial"/>
           <w:spacing w:val="1"/>
         </w:rPr>
-        <w:t xml:space="preserve"> y Ciencias Humanas</w:t>
-      </w:r>
+        <w:t>descripcion</w:t>
+      </w:r>
+      <w:proofErr w:type="spellEnd"/>
       <w:r>
         <w:rPr>
           <w:rFonts w:ascii="Garamond" w:hAnsi="Garamond" w:cs="Arial"/>
           <w:spacing w:val="1"/>
         </w:rPr>
-        <w:t xml:space="preserve">, cuyo monto del servicio es monto_subtotal, monto por hora: categoria, bajo la modalidad </w:t>
+        <w:t>, para el Centro de Idiomas de la Facultad de Letras</w:t>
       </w:r>
       <w:r>
         <w:rPr>
           <w:rFonts w:ascii="Garamond" w:hAnsi="Garamond" w:cs="Arial"/>
           <w:spacing w:val="1"/>
         </w:rPr>
+        <w:t xml:space="preserve"> y Ciencias Humanas</w:t>
+      </w:r>
+      <w:r>
+        <w:rPr>
+          <w:rFonts w:ascii="Garamond" w:hAnsi="Garamond" w:cs="Arial"/>
+          <w:spacing w:val="1"/>
+        </w:rPr>
+        <w:t xml:space="preserve">, cuyo monto del servicio es </w:t>
+      </w:r>
+      <w:proofErr w:type="spellStart"/>
+      <w:r>
+        <w:rPr>
+          <w:rFonts w:ascii="Garamond" w:hAnsi="Garamond" w:cs="Arial"/>
+          <w:spacing w:val="1"/>
+        </w:rPr>
+        <w:t>monto_subtotal</w:t>
+      </w:r>
+      <w:proofErr w:type="spellEnd"/>
+      <w:r>
+        <w:rPr>
+          <w:rFonts w:ascii="Garamond" w:hAnsi="Garamond" w:cs="Arial"/>
+          <w:spacing w:val="1"/>
+        </w:rPr>
+        <w:t xml:space="preserve">, monto por hora: </w:t>
+      </w:r>
+      <w:proofErr w:type="spellStart"/>
+      <w:r>
+        <w:rPr>
+          <w:rFonts w:ascii="Garamond" w:hAnsi="Garamond" w:cs="Arial"/>
+          <w:spacing w:val="1"/>
+        </w:rPr>
+        <w:t>categoria</w:t>
+      </w:r>
+      <w:proofErr w:type="spellEnd"/>
+      <w:r>
+        <w:rPr>
+          <w:rFonts w:ascii="Garamond" w:hAnsi="Garamond" w:cs="Arial"/>
+          <w:spacing w:val="1"/>
+        </w:rPr>
+        <w:t xml:space="preserve">, bajo la modalidad </w:t>
+      </w:r>
+      <w:proofErr w:type="spellStart"/>
+      <w:r>
+        <w:rPr>
+          <w:rFonts w:ascii="Garamond" w:hAnsi="Garamond" w:cs="Arial"/>
+          <w:spacing w:val="1"/>
+        </w:rPr>
         <w:t>modalidad_servicio</w:t>
       </w:r>
+      <w:proofErr w:type="spellEnd"/>
       <w:r>
         <w:rPr>
           <w:rFonts w:ascii="Garamond" w:hAnsi="Garamond" w:cs="Arial"/>
@@ -794,8 +844,54 @@
           <w:b/>
           <w:szCs w:val="22"/>
         </w:rPr>
-        <w:t>nombre_director</w:t>
-      </w:r>
+        <w:t xml:space="preserve">Dr. Guillaume </w:t>
+      </w:r>
+      <w:proofErr w:type="spellStart"/>
+      <w:r>
+        <w:rPr>
+          <w:rFonts w:ascii="Garamond" w:hAnsi="Garamond"/>
+          <w:b/>
+          <w:szCs w:val="22"/>
+        </w:rPr>
+        <w:t>Yannick</w:t>
+      </w:r>
+      <w:proofErr w:type="spellEnd"/>
+      <w:r>
+        <w:rPr>
+          <w:rFonts w:ascii="Garamond" w:hAnsi="Garamond"/>
+          <w:b/>
+          <w:szCs w:val="22"/>
+        </w:rPr>
+        <w:t xml:space="preserve"> </w:t>
+      </w:r>
+      <w:proofErr w:type="spellStart"/>
+      <w:r>
+        <w:rPr>
+          <w:rFonts w:ascii="Garamond" w:hAnsi="Garamond"/>
+          <w:b/>
+          <w:szCs w:val="22"/>
+        </w:rPr>
+        <w:t>Serge</w:t>
+      </w:r>
+      <w:proofErr w:type="spellEnd"/>
+      <w:r>
+        <w:rPr>
+          <w:rFonts w:ascii="Garamond" w:hAnsi="Garamond"/>
+          <w:b/>
+          <w:szCs w:val="22"/>
+        </w:rPr>
+        <w:t xml:space="preserve"> </w:t>
+      </w:r>
+      <w:proofErr w:type="spellStart"/>
+      <w:r>
+        <w:rPr>
+          <w:rFonts w:ascii="Garamond" w:hAnsi="Garamond"/>
+          <w:b/>
+          <w:szCs w:val="22"/>
+        </w:rPr>
+        <w:t>Oisel</w:t>
+      </w:r>
+      <w:proofErr w:type="spellEnd"/>
     </w:p>
     <w:p>
       <w:pPr>
@@ -804,15 +900,13 @@
         <w:jc w:val="center"/>
         <w:rPr>
           <w:rFonts w:ascii="Garamond" w:hAnsi="Garamond"/>
-          <w:szCs w:val="22"/>
-        </w:rPr>
-      </w:pPr>
-      <w:r>
-        <w:rPr>
-          <w:rFonts w:ascii="Garamond" w:hAnsi="Garamond"/>
-          <w:szCs w:val="22"/>
-        </w:rPr>
-        <w:t>cargo_director</w:t>
+        </w:rPr>
+      </w:pPr>
+      <w:r>
+        <w:rPr>
+          <w:rFonts w:ascii="Garamond" w:hAnsi="Garamond"/>
+        </w:rPr>
+        <w:t>Director de la Dirección Ejecutiva</w:t>
       </w:r>
     </w:p>
     <w:p>
@@ -825,6 +919,8 @@
           <w:szCs w:val="22"/>
         </w:rPr>
       </w:pPr>
+      <w:bookmarkStart w:id="0" w:name="_GoBack"/>
+      <w:bookmarkEnd w:id="0"/>
       <w:r>
         <w:rPr>
           <w:rFonts w:ascii="Garamond" w:hAnsi="Garamond"/>
@@ -857,7 +953,7 @@
 </file>
 
 <file path=word/styles.xml><?xml version="1.0" encoding="utf-8"?>
-<w:styles xmlns:mc="http://schemas.openxmlformats.org/markup-compatibility/2006" xmlns:r="http://schemas.openxmlformats.org/officeDocument/2006/relationships" xmlns:w="http://schemas.openxmlformats.org/wordprocessingml/2006/main" xmlns:w14="http://schemas.microsoft.com/office/word/2010/wordml" xmlns:w15="http://schemas.microsoft.com/office/word/2012/wordml" xmlns:w16cex="http://schemas.microsoft.com/office/word/2018/wordml/cex" xmlns:w16cid="http://schemas.microsoft.com/office/word/2016/wordml/cid" xmlns:w16="http://schemas.microsoft.com/office/word/2018/wordml" xmlns:w16du="http://schemas.microsoft.com/office/word/2023/wordml/word16du" xmlns:w16sdtdh="http://schemas.microsoft.com/office/word/2020/wordml/sdtdatahash" xmlns:w16sdtfl="http://schemas.microsoft.com/office/word/2024/wordml/sdtformatlock" xmlns:w16se="http://schemas.microsoft.com/office/word/2015/wordml/symex" mc:Ignorable="w14 w15 w16se w16cid w16 w16cex w16sdtdh w16sdtfl w16du">
+<w:styles xmlns:mc="http://schemas.openxmlformats.org/markup-compatibility/2006" xmlns:r="http://schemas.openxmlformats.org/officeDocument/2006/relationships" xmlns:w="http://schemas.openxmlformats.org/wordprocessingml/2006/main" xmlns:w14="http://schemas.microsoft.com/office/word/2010/wordml" xmlns:w15="http://schemas.microsoft.com/office/word/2012/wordml" xmlns:w16se="http://schemas.microsoft.com/office/word/2015/wordml/symex" mc:Ignorable="w14 w15 w16se">
   <w:docDefaults>
     <w:rPrDefault>
       <w:rPr>
@@ -875,7 +971,7 @@
       </w:pPr>
     </w:pPrDefault>
   </w:docDefaults>
-  <w:latentStyles w:defLockedState="0" w:defUIPriority="99" w:defSemiHidden="0" w:defUnhideWhenUsed="0" w:defQFormat="0" w:count="376">
+  <w:latentStyles w:defLockedState="0" w:defUIPriority="99" w:defSemiHidden="0" w:defUnhideWhenUsed="0" w:defQFormat="0" w:count="371">
     <w:lsdException w:name="Normal" w:uiPriority="0" w:qFormat="1"/>
     <w:lsdException w:name="heading 1" w:uiPriority="9" w:qFormat="1"/>
     <w:lsdException w:name="heading 2" w:semiHidden="1" w:uiPriority="9" w:unhideWhenUsed="1" w:qFormat="1"/>
@@ -1247,11 +1343,6 @@
     <w:lsdException w:name="List Table 5 Dark Accent 6" w:uiPriority="50"/>
     <w:lsdException w:name="List Table 6 Colorful Accent 6" w:uiPriority="51"/>
     <w:lsdException w:name="List Table 7 Colorful Accent 6" w:uiPriority="52"/>
-    <w:lsdException w:name="Mention" w:semiHidden="1" w:unhideWhenUsed="1"/>
-    <w:lsdException w:name="Smart Hyperlink" w:semiHidden="1" w:unhideWhenUsed="1"/>
-    <w:lsdException w:name="Hashtag" w:semiHidden="1" w:unhideWhenUsed="1"/>
-    <w:lsdException w:name="Unresolved Mention" w:semiHidden="1" w:unhideWhenUsed="1"/>
-    <w:lsdException w:name="Smart Link" w:semiHidden="1" w:unhideWhenUsed="1"/>
   </w:latentStyles>
   <w:style w:type="paragraph" w:default="1" w:styleId="Normal">
     <w:name w:val="Normal"/>

--- a/Modelos_documentos/oficio_tercero.docx
+++ b/Modelos_documentos/oficio_tercero.docx
@@ -747,6 +747,7 @@
         </w:rPr>
         <w:t xml:space="preserve">, bajo la modalidad </w:t>
       </w:r>
+      <w:proofErr w:type="spellStart"/>
       <w:r>
         <w:rPr>
           <w:rFonts w:ascii="Garamond" w:hAnsi="Garamond" w:cs="Arial"/>
@@ -754,6 +755,7 @@
         </w:rPr>
         <w:t>modalidad_servicio</w:t>
       </w:r>
+      <w:proofErr w:type="spellEnd"/>
       <w:r>
         <w:rPr>
           <w:rFonts w:ascii="Garamond" w:hAnsi="Garamond" w:cs="Arial"/>
@@ -898,15 +900,13 @@
         <w:jc w:val="center"/>
         <w:rPr>
           <w:rFonts w:ascii="Garamond" w:hAnsi="Garamond"/>
-          <w:szCs w:val="22"/>
-        </w:rPr>
-      </w:pPr>
-      <w:r>
-        <w:rPr>
-          <w:rFonts w:ascii="Garamond" w:hAnsi="Garamond"/>
-          <w:szCs w:val="22"/>
-        </w:rPr>
-        <w:t>Director de la Dirección Académica</w:t>
+        </w:rPr>
+      </w:pPr>
+      <w:r>
+        <w:rPr>
+          <w:rFonts w:ascii="Garamond" w:hAnsi="Garamond"/>
+        </w:rPr>
+        <w:t>Director de la Dirección Ejecutiva</w:t>
       </w:r>
     </w:p>
     <w:p>
@@ -919,26 +919,26 @@
           <w:szCs w:val="22"/>
         </w:rPr>
       </w:pPr>
-      <w:r>
-        <w:rPr>
-          <w:rFonts w:ascii="Garamond" w:hAnsi="Garamond"/>
-          <w:szCs w:val="22"/>
-        </w:rPr>
-        <w:t>Centro de Idiomas de la UNMSM</w:t>
-      </w:r>
-    </w:p>
-    <w:p>
-      <w:pPr>
-        <w:spacing w:before="248"/>
-        <w:rPr>
-          <w:rFonts w:ascii="Garamond" w:hAnsi="Garamond"/>
-          <w:i/>
-          <w:sz w:val="24"/>
-          <w:szCs w:val="24"/>
-        </w:rPr>
-      </w:pPr>
       <w:bookmarkStart w:id="0" w:name="_GoBack"/>
       <w:bookmarkEnd w:id="0"/>
+      <w:r>
+        <w:rPr>
+          <w:rFonts w:ascii="Garamond" w:hAnsi="Garamond"/>
+          <w:szCs w:val="22"/>
+        </w:rPr>
+        <w:t>Centro de Idiomas de la UNMSM</w:t>
+      </w:r>
+    </w:p>
+    <w:p>
+      <w:pPr>
+        <w:spacing w:before="248"/>
+        <w:rPr>
+          <w:rFonts w:ascii="Garamond" w:hAnsi="Garamond"/>
+          <w:i/>
+          <w:sz w:val="24"/>
+          <w:szCs w:val="24"/>
+        </w:rPr>
+      </w:pPr>
     </w:p>
     <w:sectPr>
       <w:type w:val="continuous"/>

--- a/Modelos_documentos/oficio_tercero.docx
+++ b/Modelos_documentos/oficio_tercero.docx
@@ -423,49 +423,35 @@
           <w:rFonts w:ascii="Garamond" w:hAnsi="Garamond"/>
           <w:i w:val="0"/>
         </w:rPr>
-        <w:t>Alicia</w:t>
-      </w:r>
-      <w:r>
-        <w:rPr>
-          <w:rFonts w:ascii="Garamond" w:hAnsi="Garamond"/>
-          <w:i w:val="0"/>
-          <w:spacing w:val="-9"/>
-        </w:rPr>
-        <w:t xml:space="preserve"> </w:t>
-      </w:r>
-      <w:r>
-        <w:rPr>
-          <w:rFonts w:ascii="Garamond" w:hAnsi="Garamond"/>
-          <w:i w:val="0"/>
-        </w:rPr>
-        <w:t>Pacheco</w:t>
-      </w:r>
-      <w:r>
-        <w:rPr>
-          <w:rFonts w:ascii="Garamond" w:hAnsi="Garamond"/>
-          <w:i w:val="0"/>
-          <w:spacing w:val="-7"/>
-        </w:rPr>
-        <w:t xml:space="preserve"> </w:t>
-      </w:r>
-      <w:r>
-        <w:rPr>
-          <w:rFonts w:ascii="Garamond" w:hAnsi="Garamond"/>
-          <w:i w:val="0"/>
+        <w:t>Armando Cadenillas López</w:t>
+      </w:r>
+    </w:p>
+    <w:p>
+      <w:pPr>
+        <w:spacing w:line="226" w:lineRule="exact"/>
+        <w:rPr>
+          <w:rFonts w:ascii="Garamond" w:hAnsi="Garamond"/>
+          <w:sz w:val="24"/>
+          <w:szCs w:val="24"/>
+        </w:rPr>
+      </w:pPr>
+      <w:r>
+        <w:rPr>
+          <w:rFonts w:ascii="Garamond" w:hAnsi="Garamond"/>
           <w:spacing w:val="-2"/>
-        </w:rPr>
-        <w:t>Morales</w:t>
-      </w:r>
-    </w:p>
-    <w:p>
-      <w:pPr>
-        <w:spacing w:line="226" w:lineRule="exact"/>
-        <w:rPr>
-          <w:rFonts w:ascii="Garamond" w:hAnsi="Garamond"/>
-          <w:sz w:val="24"/>
-          <w:szCs w:val="24"/>
-        </w:rPr>
-      </w:pPr>
+          <w:sz w:val="24"/>
+          <w:szCs w:val="24"/>
+        </w:rPr>
+        <w:t>Director</w:t>
+      </w:r>
+      <w:r>
+        <w:rPr>
+          <w:rFonts w:ascii="Garamond" w:hAnsi="Garamond"/>
+          <w:sz w:val="24"/>
+          <w:szCs w:val="24"/>
+        </w:rPr>
+        <w:t xml:space="preserve"> </w:t>
+      </w:r>
       <w:r>
         <w:rPr>
           <w:rFonts w:ascii="Garamond" w:hAnsi="Garamond"/>
@@ -473,24 +459,7 @@
           <w:sz w:val="24"/>
           <w:szCs w:val="24"/>
         </w:rPr>
-        <w:t>Directora</w:t>
-      </w:r>
-      <w:r>
-        <w:rPr>
-          <w:rFonts w:ascii="Garamond" w:hAnsi="Garamond"/>
-          <w:sz w:val="24"/>
-          <w:szCs w:val="24"/>
-        </w:rPr>
-        <w:t xml:space="preserve"> </w:t>
-      </w:r>
-      <w:r>
-        <w:rPr>
-          <w:rFonts w:ascii="Garamond" w:hAnsi="Garamond"/>
-          <w:spacing w:val="-2"/>
-          <w:sz w:val="24"/>
-          <w:szCs w:val="24"/>
-        </w:rPr>
-        <w:t>administrativa</w:t>
+        <w:t>administrativo</w:t>
       </w:r>
     </w:p>
     <w:p>
@@ -801,6 +770,8 @@
         </w:rPr>
         <w:t>Atentamente,</w:t>
       </w:r>
+      <w:bookmarkStart w:id="0" w:name="_GoBack"/>
+      <w:bookmarkEnd w:id="0"/>
     </w:p>
     <w:p>
       <w:pPr>
@@ -906,21 +877,8 @@
         <w:rPr>
           <w:rFonts w:ascii="Garamond" w:hAnsi="Garamond"/>
         </w:rPr>
-        <w:t>Director de la Dirección Ejecutiva</w:t>
-      </w:r>
-    </w:p>
-    <w:p>
-      <w:pPr>
-        <w:pStyle w:val="Textoindependiente"/>
-        <w:spacing w:line="276" w:lineRule="auto"/>
-        <w:jc w:val="center"/>
-        <w:rPr>
-          <w:rFonts w:ascii="Garamond" w:hAnsi="Garamond"/>
-          <w:szCs w:val="22"/>
-        </w:rPr>
-      </w:pPr>
-      <w:bookmarkStart w:id="0" w:name="_GoBack"/>
-      <w:bookmarkEnd w:id="0"/>
+        <w:t xml:space="preserve">Director Ejecutivo del </w:t>
+      </w:r>
       <w:r>
         <w:rPr>
           <w:rFonts w:ascii="Garamond" w:hAnsi="Garamond"/>

--- a/Modelos_documentos/oficio_tercero.docx
+++ b/Modelos_documentos/oficio_tercero.docx
@@ -1,6 +1,6 @@
 
 <file path=word/document.xml><?xml version="1.0" encoding="utf-8"?>
-<w:document xmlns:wpc="http://schemas.microsoft.com/office/word/2010/wordprocessingCanvas" xmlns:cx="http://schemas.microsoft.com/office/drawing/2014/chartex" xmlns:mc="http://schemas.openxmlformats.org/markup-compatibility/2006" xmlns:o="urn:schemas-microsoft-com:office:office" xmlns:r="http://schemas.openxmlformats.org/officeDocument/2006/relationships" xmlns:m="http://schemas.openxmlformats.org/officeDocument/2006/math" xmlns:v="urn:schemas-microsoft-com:vml" xmlns:wp14="http://schemas.microsoft.com/office/word/2010/wordprocessingDrawing" xmlns:wp="http://schemas.openxmlformats.org/drawingml/2006/wordprocessingDrawing" xmlns:w10="urn:schemas-microsoft-com:office:word" xmlns:w="http://schemas.openxmlformats.org/wordprocessingml/2006/main" xmlns:w14="http://schemas.microsoft.com/office/word/2010/wordml" xmlns:w15="http://schemas.microsoft.com/office/word/2012/wordml" xmlns:w16se="http://schemas.microsoft.com/office/word/2015/wordml/symex" xmlns:wpg="http://schemas.microsoft.com/office/word/2010/wordprocessingGroup" xmlns:wpi="http://schemas.microsoft.com/office/word/2010/wordprocessingInk" xmlns:wne="http://schemas.microsoft.com/office/word/2006/wordml" xmlns:wps="http://schemas.microsoft.com/office/word/2010/wordprocessingShape" mc:Ignorable="w14 w15 w16se wp14">
+<w:document xmlns:wpc="http://schemas.microsoft.com/office/word/2010/wordprocessingCanvas" xmlns:cx="http://schemas.microsoft.com/office/drawing/2014/chartex" xmlns:cx1="http://schemas.microsoft.com/office/drawing/2015/9/8/chartex" xmlns:cx2="http://schemas.microsoft.com/office/drawing/2015/10/21/chartex" xmlns:cx3="http://schemas.microsoft.com/office/drawing/2016/5/9/chartex" xmlns:cx4="http://schemas.microsoft.com/office/drawing/2016/5/10/chartex" xmlns:cx5="http://schemas.microsoft.com/office/drawing/2016/5/11/chartex" xmlns:cx6="http://schemas.microsoft.com/office/drawing/2016/5/12/chartex" xmlns:cx7="http://schemas.microsoft.com/office/drawing/2016/5/13/chartex" xmlns:cx8="http://schemas.microsoft.com/office/drawing/2016/5/14/chartex" xmlns:mc="http://schemas.openxmlformats.org/markup-compatibility/2006" xmlns:aink="http://schemas.microsoft.com/office/drawing/2016/ink" xmlns:am3d="http://schemas.microsoft.com/office/drawing/2017/model3d" xmlns:o="urn:schemas-microsoft-com:office:office" xmlns:oel="http://schemas.microsoft.com/office/2019/extlst" xmlns:r="http://schemas.openxmlformats.org/officeDocument/2006/relationships" xmlns:m="http://schemas.openxmlformats.org/officeDocument/2006/math" xmlns:v="urn:schemas-microsoft-com:vml" xmlns:wp14="http://schemas.microsoft.com/office/word/2010/wordprocessingDrawing" xmlns:wp="http://schemas.openxmlformats.org/drawingml/2006/wordprocessingDrawing" xmlns:w10="urn:schemas-microsoft-com:office:word" xmlns:w="http://schemas.openxmlformats.org/wordprocessingml/2006/main" xmlns:w14="http://schemas.microsoft.com/office/word/2010/wordml" xmlns:w15="http://schemas.microsoft.com/office/word/2012/wordml" xmlns:w16cex="http://schemas.microsoft.com/office/word/2018/wordml/cex" xmlns:w16cid="http://schemas.microsoft.com/office/word/2016/wordml/cid" xmlns:w16="http://schemas.microsoft.com/office/word/2018/wordml" xmlns:w16du="http://schemas.microsoft.com/office/word/2023/wordml/word16du" xmlns:w16sdtdh="http://schemas.microsoft.com/office/word/2020/wordml/sdtdatahash" xmlns:w16sdtfl="http://schemas.microsoft.com/office/word/2024/wordml/sdtformatlock" xmlns:w16se="http://schemas.microsoft.com/office/word/2015/wordml/symex" xmlns:wpg="http://schemas.microsoft.com/office/word/2010/wordprocessingGroup" xmlns:wpi="http://schemas.microsoft.com/office/word/2010/wordprocessingInk" xmlns:wne="http://schemas.microsoft.com/office/word/2006/wordml" xmlns:wps="http://schemas.microsoft.com/office/word/2010/wordprocessingShape" mc:Ignorable="w14 w15 w16se w16cid w16 w16cex w16sdtdh w16sdtfl w16du wp14">
   <w:body>
     <w:p>
       <w:pPr>
@@ -652,37 +652,37 @@
           <w:rFonts w:ascii="Garamond" w:hAnsi="Garamond" w:cs="Arial"/>
           <w:spacing w:val="1"/>
         </w:rPr>
-        <w:t xml:space="preserve">Es grato dirigirme a usted, para saludarla cordialmente y, a la vez solicitarle el </w:t>
-      </w:r>
-      <w:proofErr w:type="spellStart"/>
+        <w:t>Es grato dirigirme a usted, para saludarla cordialmente y, a la vez solicitarle el descripcion, para el Centro de Idiomas de la Facultad de Letras</w:t>
+      </w:r>
       <w:r>
         <w:rPr>
           <w:rFonts w:ascii="Garamond" w:hAnsi="Garamond" w:cs="Arial"/>
           <w:spacing w:val="1"/>
         </w:rPr>
-        <w:t>descripcion</w:t>
-      </w:r>
-      <w:proofErr w:type="spellEnd"/>
+        <w:t xml:space="preserve"> y Ciencias Humanas</w:t>
+      </w:r>
       <w:r>
         <w:rPr>
           <w:rFonts w:ascii="Garamond" w:hAnsi="Garamond" w:cs="Arial"/>
           <w:spacing w:val="1"/>
         </w:rPr>
-        <w:t>, para el Centro de Idiomas de la Facultad de Letras</w:t>
-      </w:r>
+        <w:t xml:space="preserve">, cuyo monto del servicio es </w:t>
+      </w:r>
+      <w:proofErr w:type="spellStart"/>
       <w:r>
         <w:rPr>
           <w:rFonts w:ascii="Garamond" w:hAnsi="Garamond" w:cs="Arial"/>
           <w:spacing w:val="1"/>
         </w:rPr>
-        <w:t xml:space="preserve"> y Ciencias Humanas</w:t>
-      </w:r>
+        <w:t>monto_subtotal</w:t>
+      </w:r>
+      <w:proofErr w:type="spellEnd"/>
       <w:r>
         <w:rPr>
           <w:rFonts w:ascii="Garamond" w:hAnsi="Garamond" w:cs="Arial"/>
           <w:spacing w:val="1"/>
         </w:rPr>
-        <w:t xml:space="preserve">, cuyo monto del servicio es </w:t>
+        <w:t xml:space="preserve">, monto por hora: </w:t>
       </w:r>
       <w:proofErr w:type="spellStart"/>
       <w:r>
@@ -690,39 +690,7 @@
           <w:rFonts w:ascii="Garamond" w:hAnsi="Garamond" w:cs="Arial"/>
           <w:spacing w:val="1"/>
         </w:rPr>
-        <w:t>monto_subtotal</w:t>
-      </w:r>
-      <w:proofErr w:type="spellEnd"/>
-      <w:r>
-        <w:rPr>
-          <w:rFonts w:ascii="Garamond" w:hAnsi="Garamond" w:cs="Arial"/>
-          <w:spacing w:val="1"/>
-        </w:rPr>
-        <w:t xml:space="preserve">, monto por hora: </w:t>
-      </w:r>
-      <w:proofErr w:type="spellStart"/>
-      <w:r>
-        <w:rPr>
-          <w:rFonts w:ascii="Garamond" w:hAnsi="Garamond" w:cs="Arial"/>
-          <w:spacing w:val="1"/>
-        </w:rPr>
         <w:t>categoria</w:t>
-      </w:r>
-      <w:proofErr w:type="spellEnd"/>
-      <w:r>
-        <w:rPr>
-          <w:rFonts w:ascii="Garamond" w:hAnsi="Garamond" w:cs="Arial"/>
-          <w:spacing w:val="1"/>
-        </w:rPr>
-        <w:t xml:space="preserve">, bajo la modalidad </w:t>
-      </w:r>
-      <w:proofErr w:type="spellStart"/>
-      <w:r>
-        <w:rPr>
-          <w:rFonts w:ascii="Garamond" w:hAnsi="Garamond" w:cs="Arial"/>
-          <w:spacing w:val="1"/>
-        </w:rPr>
-        <w:t>modalidad_servicio</w:t>
       </w:r>
       <w:proofErr w:type="spellEnd"/>
       <w:r>
@@ -770,8 +738,6 @@
         </w:rPr>
         <w:t>Atentamente,</w:t>
       </w:r>
-      <w:bookmarkStart w:id="0" w:name="_GoBack"/>
-      <w:bookmarkEnd w:id="0"/>
     </w:p>
     <w:p>
       <w:pPr>
@@ -815,54 +781,8 @@
           <w:b/>
           <w:szCs w:val="22"/>
         </w:rPr>
-        <w:t xml:space="preserve">Dr. Guillaume </w:t>
-      </w:r>
-      <w:proofErr w:type="spellStart"/>
-      <w:r>
-        <w:rPr>
-          <w:rFonts w:ascii="Garamond" w:hAnsi="Garamond"/>
-          <w:b/>
-          <w:szCs w:val="22"/>
-        </w:rPr>
-        <w:t>Yannick</w:t>
-      </w:r>
-      <w:proofErr w:type="spellEnd"/>
-      <w:r>
-        <w:rPr>
-          <w:rFonts w:ascii="Garamond" w:hAnsi="Garamond"/>
-          <w:b/>
-          <w:szCs w:val="22"/>
-        </w:rPr>
-        <w:t xml:space="preserve"> </w:t>
-      </w:r>
-      <w:proofErr w:type="spellStart"/>
-      <w:r>
-        <w:rPr>
-          <w:rFonts w:ascii="Garamond" w:hAnsi="Garamond"/>
-          <w:b/>
-          <w:szCs w:val="22"/>
-        </w:rPr>
-        <w:t>Serge</w:t>
-      </w:r>
-      <w:proofErr w:type="spellEnd"/>
-      <w:r>
-        <w:rPr>
-          <w:rFonts w:ascii="Garamond" w:hAnsi="Garamond"/>
-          <w:b/>
-          <w:szCs w:val="22"/>
-        </w:rPr>
-        <w:t xml:space="preserve"> </w:t>
-      </w:r>
-      <w:proofErr w:type="spellStart"/>
-      <w:r>
-        <w:rPr>
-          <w:rFonts w:ascii="Garamond" w:hAnsi="Garamond"/>
-          <w:b/>
-          <w:szCs w:val="22"/>
-        </w:rPr>
-        <w:t>Oisel</w:t>
-      </w:r>
-      <w:proofErr w:type="spellEnd"/>
+        <w:t>Dr. Guillaume Yannick Serge Oisel</w:t>
+      </w:r>
     </w:p>
     <w:p>
       <w:pPr>
@@ -911,7 +831,7 @@
 </file>
 
 <file path=word/styles.xml><?xml version="1.0" encoding="utf-8"?>
-<w:styles xmlns:mc="http://schemas.openxmlformats.org/markup-compatibility/2006" xmlns:r="http://schemas.openxmlformats.org/officeDocument/2006/relationships" xmlns:w="http://schemas.openxmlformats.org/wordprocessingml/2006/main" xmlns:w14="http://schemas.microsoft.com/office/word/2010/wordml" xmlns:w15="http://schemas.microsoft.com/office/word/2012/wordml" xmlns:w16se="http://schemas.microsoft.com/office/word/2015/wordml/symex" mc:Ignorable="w14 w15 w16se">
+<w:styles xmlns:mc="http://schemas.openxmlformats.org/markup-compatibility/2006" xmlns:r="http://schemas.openxmlformats.org/officeDocument/2006/relationships" xmlns:w="http://schemas.openxmlformats.org/wordprocessingml/2006/main" xmlns:w14="http://schemas.microsoft.com/office/word/2010/wordml" xmlns:w15="http://schemas.microsoft.com/office/word/2012/wordml" xmlns:w16cex="http://schemas.microsoft.com/office/word/2018/wordml/cex" xmlns:w16cid="http://schemas.microsoft.com/office/word/2016/wordml/cid" xmlns:w16="http://schemas.microsoft.com/office/word/2018/wordml" xmlns:w16du="http://schemas.microsoft.com/office/word/2023/wordml/word16du" xmlns:w16sdtdh="http://schemas.microsoft.com/office/word/2020/wordml/sdtdatahash" xmlns:w16sdtfl="http://schemas.microsoft.com/office/word/2024/wordml/sdtformatlock" xmlns:w16se="http://schemas.microsoft.com/office/word/2015/wordml/symex" mc:Ignorable="w14 w15 w16se w16cid w16 w16cex w16sdtdh w16sdtfl w16du">
   <w:docDefaults>
     <w:rPrDefault>
       <w:rPr>
@@ -929,7 +849,7 @@
       </w:pPr>
     </w:pPrDefault>
   </w:docDefaults>
-  <w:latentStyles w:defLockedState="0" w:defUIPriority="99" w:defSemiHidden="0" w:defUnhideWhenUsed="0" w:defQFormat="0" w:count="371">
+  <w:latentStyles w:defLockedState="0" w:defUIPriority="99" w:defSemiHidden="0" w:defUnhideWhenUsed="0" w:defQFormat="0" w:count="376">
     <w:lsdException w:name="Normal" w:uiPriority="0" w:qFormat="1"/>
     <w:lsdException w:name="heading 1" w:uiPriority="9" w:qFormat="1"/>
     <w:lsdException w:name="heading 2" w:semiHidden="1" w:uiPriority="9" w:unhideWhenUsed="1" w:qFormat="1"/>
@@ -1301,6 +1221,11 @@
     <w:lsdException w:name="List Table 5 Dark Accent 6" w:uiPriority="50"/>
     <w:lsdException w:name="List Table 6 Colorful Accent 6" w:uiPriority="51"/>
     <w:lsdException w:name="List Table 7 Colorful Accent 6" w:uiPriority="52"/>
+    <w:lsdException w:name="Mention" w:semiHidden="1" w:unhideWhenUsed="1"/>
+    <w:lsdException w:name="Smart Hyperlink" w:semiHidden="1" w:unhideWhenUsed="1"/>
+    <w:lsdException w:name="Hashtag" w:semiHidden="1" w:unhideWhenUsed="1"/>
+    <w:lsdException w:name="Unresolved Mention" w:semiHidden="1" w:unhideWhenUsed="1"/>
+    <w:lsdException w:name="Smart Link" w:semiHidden="1" w:unhideWhenUsed="1"/>
   </w:latentStyles>
   <w:style w:type="paragraph" w:default="1" w:styleId="Normal">
     <w:name w:val="Normal"/>
